--- a/java application developer.docx
+++ b/java application developer.docx
@@ -1,6 +1,6 @@
 
 <file path=word/document.xml><?xml version="1.0" encoding="utf-8"?>
-<w:document xmlns:wpc="http://schemas.microsoft.com/office/word/2010/wordprocessingCanvas" xmlns:cx="http://schemas.microsoft.com/office/drawing/2014/chartex" xmlns:cx1="http://schemas.microsoft.com/office/drawing/2015/9/8/chartex" xmlns:cx2="http://schemas.microsoft.com/office/drawing/2015/10/21/chartex" xmlns:cx3="http://schemas.microsoft.com/office/drawing/2016/5/9/chartex" xmlns:cx4="http://schemas.microsoft.com/office/drawing/2016/5/10/chartex" xmlns:cx5="http://schemas.microsoft.com/office/drawing/2016/5/11/chartex" xmlns:cx6="http://schemas.microsoft.com/office/drawing/2016/5/12/chartex" xmlns:cx7="http://schemas.microsoft.com/office/drawing/2016/5/13/chartex" xmlns:cx8="http://schemas.microsoft.com/office/drawing/2016/5/14/chartex" xmlns:mc="http://schemas.openxmlformats.org/markup-compatibility/2006" xmlns:aink="http://schemas.microsoft.com/office/drawing/2016/ink" xmlns:am3d="http://schemas.microsoft.com/office/drawing/2017/model3d" xmlns:o="urn:schemas-microsoft-com:office:office" xmlns:r="http://schemas.openxmlformats.org/officeDocument/2006/relationships" xmlns:m="http://schemas.openxmlformats.org/officeDocument/2006/math" xmlns:v="urn:schemas-microsoft-com:vml" xmlns:wp14="http://schemas.microsoft.com/office/word/2010/wordprocessingDrawing" xmlns:wp="http://schemas.openxmlformats.org/drawingml/2006/wordprocessingDrawing" xmlns:w10="urn:schemas-microsoft-com:office:word" xmlns:w="http://schemas.openxmlformats.org/wordprocessingml/2006/main" xmlns:w14="http://schemas.microsoft.com/office/word/2010/wordml" xmlns:w15="http://schemas.microsoft.com/office/word/2012/wordml" xmlns:w16cid="http://schemas.microsoft.com/office/word/2016/wordml/cid" xmlns:w16se="http://schemas.microsoft.com/office/word/2015/wordml/symex" xmlns:wpg="http://schemas.microsoft.com/office/word/2010/wordprocessingGroup" xmlns:wpi="http://schemas.microsoft.com/office/word/2010/wordprocessingInk" xmlns:wne="http://schemas.microsoft.com/office/word/2006/wordml" xmlns:wps="http://schemas.microsoft.com/office/word/2010/wordprocessingShape" mc:Ignorable="w14 w15 w16se w16cid wp14">
+<w:document xmlns:wpc="http://schemas.microsoft.com/office/word/2010/wordprocessingCanvas" xmlns:cx="http://schemas.microsoft.com/office/drawing/2014/chartex" xmlns:cx1="http://schemas.microsoft.com/office/drawing/2015/9/8/chartex" xmlns:cx2="http://schemas.microsoft.com/office/drawing/2015/10/21/chartex" xmlns:cx3="http://schemas.microsoft.com/office/drawing/2016/5/9/chartex" xmlns:cx4="http://schemas.microsoft.com/office/drawing/2016/5/10/chartex" xmlns:cx5="http://schemas.microsoft.com/office/drawing/2016/5/11/chartex" xmlns:cx6="http://schemas.microsoft.com/office/drawing/2016/5/12/chartex" xmlns:cx7="http://schemas.microsoft.com/office/drawing/2016/5/13/chartex" xmlns:cx8="http://schemas.microsoft.com/office/drawing/2016/5/14/chartex" xmlns:mc="http://schemas.openxmlformats.org/markup-compatibility/2006" xmlns:aink="http://schemas.microsoft.com/office/drawing/2016/ink" xmlns:am3d="http://schemas.microsoft.com/office/drawing/2017/model3d" xmlns:o="urn:schemas-microsoft-com:office:office" xmlns:oel="http://schemas.microsoft.com/office/2019/extlst" xmlns:r="http://schemas.openxmlformats.org/officeDocument/2006/relationships" xmlns:m="http://schemas.openxmlformats.org/officeDocument/2006/math" xmlns:v="urn:schemas-microsoft-com:vml" xmlns:wp14="http://schemas.microsoft.com/office/word/2010/wordprocessingDrawing" xmlns:wp="http://schemas.openxmlformats.org/drawingml/2006/wordprocessingDrawing" xmlns:w10="urn:schemas-microsoft-com:office:word" xmlns:w="http://schemas.openxmlformats.org/wordprocessingml/2006/main" xmlns:w14="http://schemas.microsoft.com/office/word/2010/wordml" xmlns:w15="http://schemas.microsoft.com/office/word/2012/wordml" xmlns:w16cex="http://schemas.microsoft.com/office/word/2018/wordml/cex" xmlns:w16cid="http://schemas.microsoft.com/office/word/2016/wordml/cid" xmlns:w16="http://schemas.microsoft.com/office/word/2018/wordml" xmlns:w16du="http://schemas.microsoft.com/office/word/2023/wordml/word16du" xmlns:w16sdtdh="http://schemas.microsoft.com/office/word/2020/wordml/sdtdatahash" xmlns:w16sdtfl="http://schemas.microsoft.com/office/word/2024/wordml/sdtformatlock" xmlns:w16se="http://schemas.microsoft.com/office/word/2015/wordml/symex" xmlns:wpg="http://schemas.microsoft.com/office/word/2010/wordprocessingGroup" xmlns:wpi="http://schemas.microsoft.com/office/word/2010/wordprocessingInk" xmlns:wne="http://schemas.microsoft.com/office/word/2006/wordml" xmlns:wps="http://schemas.microsoft.com/office/word/2010/wordprocessingShape" mc:Ignorable="w14 w15 w16se w16cid w16 w16cex w16sdtdh w16sdtfl w16du wp14">
   <w:body>
     <w:tbl>
       <w:tblPr>
@@ -19,20 +19,15 @@
         <w:tc>
           <w:tcPr>
             <w:tcW w:w="1006" w:type="dxa"/>
-            <w:shd w:val="clear" w:color="auto" w:fill="auto"/>
-          </w:tcPr>
-          <w:p>
-            <w:pPr>
-              <w:pStyle w:val="TableText"/>
-              <w:jc w:val="both"/>
-            </w:pPr>
-            <w:bookmarkStart w:id="0" w:name="_GoBack"/>
-            <w:bookmarkEnd w:id="0"/>
-            <w:proofErr w:type="gramStart"/>
+          </w:tcPr>
+          <w:p>
+            <w:pPr>
+              <w:pStyle w:val="TableText"/>
+              <w:jc w:val="both"/>
+            </w:pPr>
             <w:r>
               <w:t>Name :</w:t>
             </w:r>
-            <w:proofErr w:type="gramEnd"/>
           </w:p>
         </w:tc>
         <w:tc>
@@ -47,6 +42,9 @@
               <w:pStyle w:val="TableText"/>
               <w:jc w:val="both"/>
             </w:pPr>
+            <w:r>
+              <w:t>Kam Chee Qin</w:t>
+            </w:r>
           </w:p>
         </w:tc>
         <w:tc>
@@ -69,11 +67,9 @@
               <w:pStyle w:val="TableText"/>
               <w:jc w:val="both"/>
             </w:pPr>
-            <w:proofErr w:type="gramStart"/>
             <w:r>
               <w:t>Date :</w:t>
             </w:r>
-            <w:proofErr w:type="gramEnd"/>
           </w:p>
         </w:tc>
         <w:tc>
@@ -82,13 +78,15 @@
             <w:tcBorders>
               <w:bottom w:val="single" w:sz="4" w:space="0" w:color="000000"/>
             </w:tcBorders>
-            <w:shd w:val="clear" w:color="auto" w:fill="auto"/>
-          </w:tcPr>
-          <w:p>
-            <w:pPr>
-              <w:pStyle w:val="TableText"/>
-              <w:jc w:val="both"/>
-            </w:pPr>
+          </w:tcPr>
+          <w:p>
+            <w:pPr>
+              <w:pStyle w:val="TableText"/>
+              <w:jc w:val="both"/>
+            </w:pPr>
+            <w:r>
+              <w:t>23 January 2025</w:t>
+            </w:r>
           </w:p>
         </w:tc>
       </w:tr>
@@ -167,7 +165,6 @@
             <w:r>
               <w:rPr>
                 <w:rFonts w:eastAsia="Calibri"/>
-                <w:lang w:eastAsia="en-US"/>
               </w:rPr>
               <w:t>Skill Level</w:t>
             </w:r>
@@ -357,13 +354,18 @@
               <w:bottom w:val="single" w:sz="4" w:space="0" w:color="000000"/>
               <w:right w:val="single" w:sz="4" w:space="0" w:color="000000"/>
             </w:tcBorders>
-            <w:shd w:val="clear" w:color="auto" w:fill="auto"/>
-          </w:tcPr>
-          <w:p>
-            <w:pPr>
-              <w:pStyle w:val="TableText"/>
-              <w:jc w:val="both"/>
-            </w:pPr>
+          </w:tcPr>
+          <w:p>
+            <w:pPr>
+              <w:pStyle w:val="TableText"/>
+              <w:jc w:val="both"/>
+            </w:pPr>
+            <w:r>
+              <w:t xml:space="preserve">openjdk </w:t>
+            </w:r>
+            <w:r>
+              <w:t>25.0.1</w:t>
+            </w:r>
           </w:p>
         </w:tc>
         <w:tc>
@@ -375,13 +377,15 @@
               <w:bottom w:val="single" w:sz="4" w:space="0" w:color="000000"/>
               <w:right w:val="single" w:sz="4" w:space="0" w:color="000000"/>
             </w:tcBorders>
-            <w:shd w:val="clear" w:color="auto" w:fill="auto"/>
-          </w:tcPr>
-          <w:p>
-            <w:pPr>
-              <w:pStyle w:val="TableText"/>
-              <w:jc w:val="both"/>
-            </w:pPr>
+          </w:tcPr>
+          <w:p>
+            <w:pPr>
+              <w:pStyle w:val="TableText"/>
+              <w:jc w:val="both"/>
+            </w:pPr>
+            <w:r>
+              <w:t>B</w:t>
+            </w:r>
           </w:p>
         </w:tc>
       </w:tr>
@@ -395,7 +399,6 @@
               <w:bottom w:val="single" w:sz="4" w:space="0" w:color="000000"/>
               <w:right w:val="single" w:sz="4" w:space="0" w:color="000000"/>
             </w:tcBorders>
-            <w:shd w:val="clear" w:color="auto" w:fill="auto"/>
           </w:tcPr>
           <w:p>
             <w:pPr>
@@ -413,7 +416,6 @@
               <w:bottom w:val="single" w:sz="4" w:space="0" w:color="000000"/>
               <w:right w:val="single" w:sz="4" w:space="0" w:color="000000"/>
             </w:tcBorders>
-            <w:shd w:val="clear" w:color="auto" w:fill="auto"/>
           </w:tcPr>
           <w:p>
             <w:pPr>
@@ -441,6 +443,9 @@
       <w:pPr>
         <w:jc w:val="both"/>
       </w:pPr>
+      <w:r>
+        <w:t>Visual Studio Code</w:t>
+      </w:r>
     </w:p>
     <w:p>
       <w:pPr>
@@ -533,7 +538,6 @@
               <w:bottom w:val="single" w:sz="4" w:space="0" w:color="000000"/>
               <w:right w:val="single" w:sz="4" w:space="0" w:color="000000"/>
             </w:tcBorders>
-            <w:shd w:val="clear" w:color="auto" w:fill="auto"/>
           </w:tcPr>
           <w:p>
             <w:pPr>
@@ -554,13 +558,15 @@
               <w:bottom w:val="single" w:sz="4" w:space="0" w:color="000000"/>
               <w:right w:val="single" w:sz="4" w:space="0" w:color="000000"/>
             </w:tcBorders>
-            <w:shd w:val="clear" w:color="auto" w:fill="auto"/>
-          </w:tcPr>
-          <w:p>
-            <w:pPr>
-              <w:pStyle w:val="TableText"/>
-              <w:jc w:val="both"/>
-            </w:pPr>
+          </w:tcPr>
+          <w:p>
+            <w:pPr>
+              <w:pStyle w:val="TableText"/>
+              <w:jc w:val="both"/>
+            </w:pPr>
+            <w:r>
+              <w:t>B</w:t>
+            </w:r>
           </w:p>
         </w:tc>
       </w:tr>
@@ -574,7 +580,6 @@
               <w:bottom w:val="single" w:sz="4" w:space="0" w:color="000000"/>
               <w:right w:val="single" w:sz="4" w:space="0" w:color="000000"/>
             </w:tcBorders>
-            <w:shd w:val="clear" w:color="auto" w:fill="auto"/>
           </w:tcPr>
           <w:p>
             <w:pPr>
@@ -595,13 +600,15 @@
               <w:bottom w:val="single" w:sz="4" w:space="0" w:color="000000"/>
               <w:right w:val="single" w:sz="4" w:space="0" w:color="000000"/>
             </w:tcBorders>
-            <w:shd w:val="clear" w:color="auto" w:fill="auto"/>
-          </w:tcPr>
-          <w:p>
-            <w:pPr>
-              <w:pStyle w:val="TableText"/>
-              <w:jc w:val="both"/>
-            </w:pPr>
+          </w:tcPr>
+          <w:p>
+            <w:pPr>
+              <w:pStyle w:val="TableText"/>
+              <w:jc w:val="both"/>
+            </w:pPr>
+            <w:r>
+              <w:t>N</w:t>
+            </w:r>
           </w:p>
         </w:tc>
       </w:tr>
@@ -615,7 +622,6 @@
               <w:bottom w:val="single" w:sz="4" w:space="0" w:color="000000"/>
               <w:right w:val="single" w:sz="4" w:space="0" w:color="000000"/>
             </w:tcBorders>
-            <w:shd w:val="clear" w:color="auto" w:fill="auto"/>
           </w:tcPr>
           <w:p>
             <w:pPr>
@@ -636,13 +642,15 @@
               <w:bottom w:val="single" w:sz="4" w:space="0" w:color="000000"/>
               <w:right w:val="single" w:sz="4" w:space="0" w:color="000000"/>
             </w:tcBorders>
-            <w:shd w:val="clear" w:color="auto" w:fill="auto"/>
-          </w:tcPr>
-          <w:p>
-            <w:pPr>
-              <w:pStyle w:val="TableText"/>
-              <w:jc w:val="both"/>
-            </w:pPr>
+          </w:tcPr>
+          <w:p>
+            <w:pPr>
+              <w:pStyle w:val="TableText"/>
+              <w:jc w:val="both"/>
+            </w:pPr>
+            <w:r>
+              <w:t>N</w:t>
+            </w:r>
           </w:p>
         </w:tc>
       </w:tr>
@@ -656,7 +664,6 @@
               <w:bottom w:val="single" w:sz="4" w:space="0" w:color="000000"/>
               <w:right w:val="single" w:sz="4" w:space="0" w:color="000000"/>
             </w:tcBorders>
-            <w:shd w:val="clear" w:color="auto" w:fill="auto"/>
           </w:tcPr>
           <w:p>
             <w:pPr>
@@ -674,7 +681,6 @@
               <w:bottom w:val="single" w:sz="4" w:space="0" w:color="000000"/>
               <w:right w:val="single" w:sz="4" w:space="0" w:color="000000"/>
             </w:tcBorders>
-            <w:shd w:val="clear" w:color="auto" w:fill="auto"/>
           </w:tcPr>
           <w:p>
             <w:pPr>
@@ -771,7 +777,6 @@
               <w:bottom w:val="single" w:sz="4" w:space="0" w:color="000000"/>
               <w:right w:val="single" w:sz="4" w:space="0" w:color="000000"/>
             </w:tcBorders>
-            <w:shd w:val="clear" w:color="auto" w:fill="auto"/>
           </w:tcPr>
           <w:p>
             <w:pPr>
@@ -792,13 +797,15 @@
               <w:bottom w:val="single" w:sz="4" w:space="0" w:color="000000"/>
               <w:right w:val="single" w:sz="4" w:space="0" w:color="000000"/>
             </w:tcBorders>
-            <w:shd w:val="clear" w:color="auto" w:fill="auto"/>
-          </w:tcPr>
-          <w:p>
-            <w:pPr>
-              <w:pStyle w:val="TableText"/>
-              <w:jc w:val="both"/>
-            </w:pPr>
+          </w:tcPr>
+          <w:p>
+            <w:pPr>
+              <w:pStyle w:val="TableText"/>
+              <w:jc w:val="both"/>
+            </w:pPr>
+            <w:r>
+              <w:t>B</w:t>
+            </w:r>
           </w:p>
         </w:tc>
       </w:tr>
@@ -812,7 +819,6 @@
               <w:bottom w:val="single" w:sz="4" w:space="0" w:color="000000"/>
               <w:right w:val="single" w:sz="4" w:space="0" w:color="000000"/>
             </w:tcBorders>
-            <w:shd w:val="clear" w:color="auto" w:fill="auto"/>
           </w:tcPr>
           <w:p>
             <w:pPr>
@@ -833,13 +839,15 @@
               <w:bottom w:val="single" w:sz="4" w:space="0" w:color="000000"/>
               <w:right w:val="single" w:sz="4" w:space="0" w:color="000000"/>
             </w:tcBorders>
-            <w:shd w:val="clear" w:color="auto" w:fill="auto"/>
-          </w:tcPr>
-          <w:p>
-            <w:pPr>
-              <w:pStyle w:val="TableText"/>
-              <w:jc w:val="both"/>
-            </w:pPr>
+          </w:tcPr>
+          <w:p>
+            <w:pPr>
+              <w:pStyle w:val="TableText"/>
+              <w:jc w:val="both"/>
+            </w:pPr>
+            <w:r>
+              <w:t>N</w:t>
+            </w:r>
           </w:p>
         </w:tc>
       </w:tr>
@@ -853,7 +861,6 @@
               <w:bottom w:val="single" w:sz="4" w:space="0" w:color="000000"/>
               <w:right w:val="single" w:sz="4" w:space="0" w:color="000000"/>
             </w:tcBorders>
-            <w:shd w:val="clear" w:color="auto" w:fill="auto"/>
           </w:tcPr>
           <w:p>
             <w:pPr>
@@ -874,13 +881,15 @@
               <w:bottom w:val="single" w:sz="4" w:space="0" w:color="000000"/>
               <w:right w:val="single" w:sz="4" w:space="0" w:color="000000"/>
             </w:tcBorders>
-            <w:shd w:val="clear" w:color="auto" w:fill="auto"/>
-          </w:tcPr>
-          <w:p>
-            <w:pPr>
-              <w:pStyle w:val="TableText"/>
-              <w:jc w:val="both"/>
-            </w:pPr>
+          </w:tcPr>
+          <w:p>
+            <w:pPr>
+              <w:pStyle w:val="TableText"/>
+              <w:jc w:val="both"/>
+            </w:pPr>
+            <w:r>
+              <w:t>N</w:t>
+            </w:r>
           </w:p>
         </w:tc>
       </w:tr>
@@ -894,7 +903,6 @@
               <w:bottom w:val="single" w:sz="4" w:space="0" w:color="000000"/>
               <w:right w:val="single" w:sz="4" w:space="0" w:color="000000"/>
             </w:tcBorders>
-            <w:shd w:val="clear" w:color="auto" w:fill="auto"/>
           </w:tcPr>
           <w:p>
             <w:pPr>
@@ -912,7 +920,6 @@
               <w:bottom w:val="single" w:sz="4" w:space="0" w:color="000000"/>
               <w:right w:val="single" w:sz="4" w:space="0" w:color="000000"/>
             </w:tcBorders>
-            <w:shd w:val="clear" w:color="auto" w:fill="auto"/>
           </w:tcPr>
           <w:p>
             <w:pPr>
@@ -1009,7 +1016,6 @@
               <w:bottom w:val="single" w:sz="4" w:space="0" w:color="000000"/>
               <w:right w:val="single" w:sz="4" w:space="0" w:color="000000"/>
             </w:tcBorders>
-            <w:shd w:val="clear" w:color="auto" w:fill="auto"/>
           </w:tcPr>
           <w:p>
             <w:pPr>
@@ -1030,13 +1036,15 @@
               <w:bottom w:val="single" w:sz="4" w:space="0" w:color="000000"/>
               <w:right w:val="single" w:sz="4" w:space="0" w:color="000000"/>
             </w:tcBorders>
-            <w:shd w:val="clear" w:color="auto" w:fill="auto"/>
-          </w:tcPr>
-          <w:p>
-            <w:pPr>
-              <w:pStyle w:val="TableText"/>
-              <w:jc w:val="both"/>
-            </w:pPr>
+          </w:tcPr>
+          <w:p>
+            <w:pPr>
+              <w:pStyle w:val="TableText"/>
+              <w:jc w:val="both"/>
+            </w:pPr>
+            <w:r>
+              <w:t>B</w:t>
+            </w:r>
           </w:p>
         </w:tc>
       </w:tr>
@@ -1050,7 +1058,6 @@
               <w:bottom w:val="single" w:sz="4" w:space="0" w:color="000000"/>
               <w:right w:val="single" w:sz="4" w:space="0" w:color="000000"/>
             </w:tcBorders>
-            <w:shd w:val="clear" w:color="auto" w:fill="auto"/>
           </w:tcPr>
           <w:p>
             <w:pPr>
@@ -1071,13 +1078,15 @@
               <w:bottom w:val="single" w:sz="4" w:space="0" w:color="000000"/>
               <w:right w:val="single" w:sz="4" w:space="0" w:color="000000"/>
             </w:tcBorders>
-            <w:shd w:val="clear" w:color="auto" w:fill="auto"/>
-          </w:tcPr>
-          <w:p>
-            <w:pPr>
-              <w:pStyle w:val="TableText"/>
-              <w:jc w:val="both"/>
-            </w:pPr>
+          </w:tcPr>
+          <w:p>
+            <w:pPr>
+              <w:pStyle w:val="TableText"/>
+              <w:jc w:val="both"/>
+            </w:pPr>
+            <w:r>
+              <w:t>N</w:t>
+            </w:r>
           </w:p>
         </w:tc>
       </w:tr>
@@ -1091,7 +1100,6 @@
               <w:bottom w:val="single" w:sz="4" w:space="0" w:color="000000"/>
               <w:right w:val="single" w:sz="4" w:space="0" w:color="000000"/>
             </w:tcBorders>
-            <w:shd w:val="clear" w:color="auto" w:fill="auto"/>
           </w:tcPr>
           <w:p>
             <w:pPr>
@@ -1112,13 +1120,15 @@
               <w:bottom w:val="single" w:sz="4" w:space="0" w:color="000000"/>
               <w:right w:val="single" w:sz="4" w:space="0" w:color="000000"/>
             </w:tcBorders>
-            <w:shd w:val="clear" w:color="auto" w:fill="auto"/>
-          </w:tcPr>
-          <w:p>
-            <w:pPr>
-              <w:pStyle w:val="TableText"/>
-              <w:jc w:val="both"/>
-            </w:pPr>
+          </w:tcPr>
+          <w:p>
+            <w:pPr>
+              <w:pStyle w:val="TableText"/>
+              <w:jc w:val="both"/>
+            </w:pPr>
+            <w:r>
+              <w:t>N</w:t>
+            </w:r>
           </w:p>
         </w:tc>
       </w:tr>
@@ -1132,7 +1142,6 @@
               <w:bottom w:val="single" w:sz="4" w:space="0" w:color="000000"/>
               <w:right w:val="single" w:sz="4" w:space="0" w:color="000000"/>
             </w:tcBorders>
-            <w:shd w:val="clear" w:color="auto" w:fill="auto"/>
           </w:tcPr>
           <w:p>
             <w:pPr>
@@ -1153,13 +1162,15 @@
               <w:bottom w:val="single" w:sz="4" w:space="0" w:color="000000"/>
               <w:right w:val="single" w:sz="4" w:space="0" w:color="000000"/>
             </w:tcBorders>
-            <w:shd w:val="clear" w:color="auto" w:fill="auto"/>
-          </w:tcPr>
-          <w:p>
-            <w:pPr>
-              <w:pStyle w:val="TableText"/>
-              <w:jc w:val="both"/>
-            </w:pPr>
+          </w:tcPr>
+          <w:p>
+            <w:pPr>
+              <w:pStyle w:val="TableText"/>
+              <w:jc w:val="both"/>
+            </w:pPr>
+            <w:r>
+              <w:t>N</w:t>
+            </w:r>
           </w:p>
         </w:tc>
       </w:tr>
@@ -1173,7 +1184,6 @@
               <w:bottom w:val="single" w:sz="4" w:space="0" w:color="000000"/>
               <w:right w:val="single" w:sz="4" w:space="0" w:color="000000"/>
             </w:tcBorders>
-            <w:shd w:val="clear" w:color="auto" w:fill="auto"/>
           </w:tcPr>
           <w:p>
             <w:pPr>
@@ -1191,7 +1201,6 @@
               <w:bottom w:val="single" w:sz="4" w:space="0" w:color="000000"/>
               <w:right w:val="single" w:sz="4" w:space="0" w:color="000000"/>
             </w:tcBorders>
-            <w:shd w:val="clear" w:color="auto" w:fill="auto"/>
           </w:tcPr>
           <w:p>
             <w:pPr>
@@ -1211,7 +1220,6 @@
               <w:bottom w:val="single" w:sz="4" w:space="0" w:color="000000"/>
               <w:right w:val="single" w:sz="4" w:space="0" w:color="000000"/>
             </w:tcBorders>
-            <w:shd w:val="clear" w:color="auto" w:fill="auto"/>
           </w:tcPr>
           <w:p>
             <w:pPr>
@@ -1229,7 +1237,6 @@
               <w:bottom w:val="single" w:sz="4" w:space="0" w:color="000000"/>
               <w:right w:val="single" w:sz="4" w:space="0" w:color="000000"/>
             </w:tcBorders>
-            <w:shd w:val="clear" w:color="auto" w:fill="auto"/>
           </w:tcPr>
           <w:p>
             <w:pPr>
@@ -1250,7 +1257,6 @@
         <w:jc w:val="both"/>
       </w:pPr>
       <w:r>
-        <w:lastRenderedPageBreak/>
         <w:t>6. What are some of the application frameworks that you have used?</w:t>
       </w:r>
     </w:p>
@@ -1327,7 +1333,6 @@
               <w:bottom w:val="single" w:sz="4" w:space="0" w:color="000000"/>
               <w:right w:val="single" w:sz="4" w:space="0" w:color="000000"/>
             </w:tcBorders>
-            <w:shd w:val="clear" w:color="auto" w:fill="auto"/>
           </w:tcPr>
           <w:p>
             <w:pPr>
@@ -1348,13 +1353,15 @@
               <w:bottom w:val="single" w:sz="4" w:space="0" w:color="000000"/>
               <w:right w:val="single" w:sz="4" w:space="0" w:color="000000"/>
             </w:tcBorders>
-            <w:shd w:val="clear" w:color="auto" w:fill="auto"/>
-          </w:tcPr>
-          <w:p>
-            <w:pPr>
-              <w:pStyle w:val="TableText"/>
-              <w:jc w:val="both"/>
-            </w:pPr>
+          </w:tcPr>
+          <w:p>
+            <w:pPr>
+              <w:pStyle w:val="TableText"/>
+              <w:jc w:val="both"/>
+            </w:pPr>
+            <w:r>
+              <w:t>B</w:t>
+            </w:r>
           </w:p>
         </w:tc>
       </w:tr>
@@ -1368,7 +1375,6 @@
               <w:bottom w:val="single" w:sz="4" w:space="0" w:color="000000"/>
               <w:right w:val="single" w:sz="4" w:space="0" w:color="000000"/>
             </w:tcBorders>
-            <w:shd w:val="clear" w:color="auto" w:fill="auto"/>
           </w:tcPr>
           <w:p>
             <w:pPr>
@@ -1389,13 +1395,15 @@
               <w:bottom w:val="single" w:sz="4" w:space="0" w:color="000000"/>
               <w:right w:val="single" w:sz="4" w:space="0" w:color="000000"/>
             </w:tcBorders>
-            <w:shd w:val="clear" w:color="auto" w:fill="auto"/>
-          </w:tcPr>
-          <w:p>
-            <w:pPr>
-              <w:pStyle w:val="TableText"/>
-              <w:jc w:val="both"/>
-            </w:pPr>
+          </w:tcPr>
+          <w:p>
+            <w:pPr>
+              <w:pStyle w:val="TableText"/>
+              <w:jc w:val="both"/>
+            </w:pPr>
+            <w:r>
+              <w:t>N</w:t>
+            </w:r>
           </w:p>
         </w:tc>
       </w:tr>
@@ -1409,7 +1417,6 @@
               <w:bottom w:val="single" w:sz="4" w:space="0" w:color="000000"/>
               <w:right w:val="single" w:sz="4" w:space="0" w:color="000000"/>
             </w:tcBorders>
-            <w:shd w:val="clear" w:color="auto" w:fill="auto"/>
           </w:tcPr>
           <w:p>
             <w:pPr>
@@ -1430,13 +1437,15 @@
               <w:bottom w:val="single" w:sz="4" w:space="0" w:color="000000"/>
               <w:right w:val="single" w:sz="4" w:space="0" w:color="000000"/>
             </w:tcBorders>
-            <w:shd w:val="clear" w:color="auto" w:fill="auto"/>
-          </w:tcPr>
-          <w:p>
-            <w:pPr>
-              <w:pStyle w:val="TableText"/>
-              <w:jc w:val="both"/>
-            </w:pPr>
+          </w:tcPr>
+          <w:p>
+            <w:pPr>
+              <w:pStyle w:val="TableText"/>
+              <w:jc w:val="both"/>
+            </w:pPr>
+            <w:r>
+              <w:t>N</w:t>
+            </w:r>
           </w:p>
         </w:tc>
       </w:tr>
@@ -1450,7 +1459,6 @@
               <w:bottom w:val="single" w:sz="4" w:space="0" w:color="000000"/>
               <w:right w:val="single" w:sz="4" w:space="0" w:color="000000"/>
             </w:tcBorders>
-            <w:shd w:val="clear" w:color="auto" w:fill="auto"/>
           </w:tcPr>
           <w:p>
             <w:pPr>
@@ -1468,7 +1476,6 @@
               <w:bottom w:val="single" w:sz="4" w:space="0" w:color="000000"/>
               <w:right w:val="single" w:sz="4" w:space="0" w:color="000000"/>
             </w:tcBorders>
-            <w:shd w:val="clear" w:color="auto" w:fill="auto"/>
           </w:tcPr>
           <w:p>
             <w:pPr>
@@ -1488,7 +1495,6 @@
               <w:bottom w:val="single" w:sz="4" w:space="0" w:color="000000"/>
               <w:right w:val="single" w:sz="4" w:space="0" w:color="000000"/>
             </w:tcBorders>
-            <w:shd w:val="clear" w:color="auto" w:fill="auto"/>
           </w:tcPr>
           <w:p>
             <w:pPr>
@@ -1506,7 +1512,6 @@
               <w:bottom w:val="single" w:sz="4" w:space="0" w:color="000000"/>
               <w:right w:val="single" w:sz="4" w:space="0" w:color="000000"/>
             </w:tcBorders>
-            <w:shd w:val="clear" w:color="auto" w:fill="auto"/>
           </w:tcPr>
           <w:p>
             <w:pPr>
@@ -1526,7 +1531,6 @@
               <w:bottom w:val="single" w:sz="4" w:space="0" w:color="000000"/>
               <w:right w:val="single" w:sz="4" w:space="0" w:color="000000"/>
             </w:tcBorders>
-            <w:shd w:val="clear" w:color="auto" w:fill="auto"/>
           </w:tcPr>
           <w:p>
             <w:pPr>
@@ -1544,7 +1548,6 @@
               <w:bottom w:val="single" w:sz="4" w:space="0" w:color="000000"/>
               <w:right w:val="single" w:sz="4" w:space="0" w:color="000000"/>
             </w:tcBorders>
-            <w:shd w:val="clear" w:color="auto" w:fill="auto"/>
           </w:tcPr>
           <w:p>
             <w:pPr>
@@ -1641,7 +1644,6 @@
               <w:bottom w:val="single" w:sz="4" w:space="0" w:color="000000"/>
               <w:right w:val="single" w:sz="4" w:space="0" w:color="000000"/>
             </w:tcBorders>
-            <w:shd w:val="clear" w:color="auto" w:fill="auto"/>
           </w:tcPr>
           <w:p>
             <w:pPr>
@@ -1662,13 +1664,15 @@
               <w:bottom w:val="single" w:sz="4" w:space="0" w:color="000000"/>
               <w:right w:val="single" w:sz="4" w:space="0" w:color="000000"/>
             </w:tcBorders>
-            <w:shd w:val="clear" w:color="auto" w:fill="auto"/>
-          </w:tcPr>
-          <w:p>
-            <w:pPr>
-              <w:pStyle w:val="TableText"/>
-              <w:jc w:val="both"/>
-            </w:pPr>
+          </w:tcPr>
+          <w:p>
+            <w:pPr>
+              <w:pStyle w:val="TableText"/>
+              <w:jc w:val="both"/>
+            </w:pPr>
+            <w:r>
+              <w:t>B</w:t>
+            </w:r>
           </w:p>
         </w:tc>
       </w:tr>
@@ -1682,7 +1686,6 @@
               <w:bottom w:val="single" w:sz="4" w:space="0" w:color="000000"/>
               <w:right w:val="single" w:sz="4" w:space="0" w:color="000000"/>
             </w:tcBorders>
-            <w:shd w:val="clear" w:color="auto" w:fill="auto"/>
           </w:tcPr>
           <w:p>
             <w:pPr>
@@ -1703,13 +1706,15 @@
               <w:bottom w:val="single" w:sz="4" w:space="0" w:color="000000"/>
               <w:right w:val="single" w:sz="4" w:space="0" w:color="000000"/>
             </w:tcBorders>
-            <w:shd w:val="clear" w:color="auto" w:fill="auto"/>
-          </w:tcPr>
-          <w:p>
-            <w:pPr>
-              <w:pStyle w:val="TableText"/>
-              <w:jc w:val="both"/>
-            </w:pPr>
+          </w:tcPr>
+          <w:p>
+            <w:pPr>
+              <w:pStyle w:val="TableText"/>
+              <w:jc w:val="both"/>
+            </w:pPr>
+            <w:r>
+              <w:t>B</w:t>
+            </w:r>
           </w:p>
         </w:tc>
       </w:tr>
@@ -1723,7 +1728,6 @@
               <w:bottom w:val="single" w:sz="4" w:space="0" w:color="000000"/>
               <w:right w:val="single" w:sz="4" w:space="0" w:color="000000"/>
             </w:tcBorders>
-            <w:shd w:val="clear" w:color="auto" w:fill="auto"/>
           </w:tcPr>
           <w:p>
             <w:pPr>
@@ -1744,13 +1748,15 @@
               <w:bottom w:val="single" w:sz="4" w:space="0" w:color="000000"/>
               <w:right w:val="single" w:sz="4" w:space="0" w:color="000000"/>
             </w:tcBorders>
-            <w:shd w:val="clear" w:color="auto" w:fill="auto"/>
-          </w:tcPr>
-          <w:p>
-            <w:pPr>
-              <w:pStyle w:val="TableText"/>
-              <w:jc w:val="both"/>
-            </w:pPr>
+          </w:tcPr>
+          <w:p>
+            <w:pPr>
+              <w:pStyle w:val="TableText"/>
+              <w:jc w:val="both"/>
+            </w:pPr>
+            <w:r>
+              <w:t>N</w:t>
+            </w:r>
           </w:p>
         </w:tc>
       </w:tr>
@@ -1764,7 +1770,6 @@
               <w:bottom w:val="single" w:sz="4" w:space="0" w:color="000000"/>
               <w:right w:val="single" w:sz="4" w:space="0" w:color="000000"/>
             </w:tcBorders>
-            <w:shd w:val="clear" w:color="auto" w:fill="auto"/>
           </w:tcPr>
           <w:p>
             <w:pPr>
@@ -1785,13 +1790,15 @@
               <w:bottom w:val="single" w:sz="4" w:space="0" w:color="000000"/>
               <w:right w:val="single" w:sz="4" w:space="0" w:color="000000"/>
             </w:tcBorders>
-            <w:shd w:val="clear" w:color="auto" w:fill="auto"/>
-          </w:tcPr>
-          <w:p>
-            <w:pPr>
-              <w:pStyle w:val="TableText"/>
-              <w:jc w:val="both"/>
-            </w:pPr>
+          </w:tcPr>
+          <w:p>
+            <w:pPr>
+              <w:pStyle w:val="TableText"/>
+              <w:jc w:val="both"/>
+            </w:pPr>
+            <w:r>
+              <w:t>N</w:t>
+            </w:r>
           </w:p>
         </w:tc>
       </w:tr>
@@ -1805,7 +1812,6 @@
               <w:bottom w:val="single" w:sz="4" w:space="0" w:color="000000"/>
               <w:right w:val="single" w:sz="4" w:space="0" w:color="000000"/>
             </w:tcBorders>
-            <w:shd w:val="clear" w:color="auto" w:fill="auto"/>
           </w:tcPr>
           <w:p>
             <w:pPr>
@@ -1823,7 +1829,6 @@
               <w:bottom w:val="single" w:sz="4" w:space="0" w:color="000000"/>
               <w:right w:val="single" w:sz="4" w:space="0" w:color="000000"/>
             </w:tcBorders>
-            <w:shd w:val="clear" w:color="auto" w:fill="auto"/>
           </w:tcPr>
           <w:p>
             <w:pPr>
@@ -1843,7 +1848,6 @@
               <w:bottom w:val="single" w:sz="4" w:space="0" w:color="000000"/>
               <w:right w:val="single" w:sz="4" w:space="0" w:color="000000"/>
             </w:tcBorders>
-            <w:shd w:val="clear" w:color="auto" w:fill="auto"/>
           </w:tcPr>
           <w:p>
             <w:pPr>
@@ -1861,7 +1865,6 @@
               <w:bottom w:val="single" w:sz="4" w:space="0" w:color="000000"/>
               <w:right w:val="single" w:sz="4" w:space="0" w:color="000000"/>
             </w:tcBorders>
-            <w:shd w:val="clear" w:color="auto" w:fill="auto"/>
           </w:tcPr>
           <w:p>
             <w:pPr>
@@ -1881,7 +1884,6 @@
               <w:bottom w:val="single" w:sz="4" w:space="0" w:color="000000"/>
               <w:right w:val="single" w:sz="4" w:space="0" w:color="000000"/>
             </w:tcBorders>
-            <w:shd w:val="clear" w:color="auto" w:fill="auto"/>
           </w:tcPr>
           <w:p>
             <w:pPr>
@@ -1899,7 +1901,6 @@
               <w:bottom w:val="single" w:sz="4" w:space="0" w:color="000000"/>
               <w:right w:val="single" w:sz="4" w:space="0" w:color="000000"/>
             </w:tcBorders>
-            <w:shd w:val="clear" w:color="auto" w:fill="auto"/>
           </w:tcPr>
           <w:p>
             <w:pPr>
@@ -1996,7 +1997,6 @@
               <w:bottom w:val="single" w:sz="4" w:space="0" w:color="000000"/>
               <w:right w:val="single" w:sz="4" w:space="0" w:color="000000"/>
             </w:tcBorders>
-            <w:shd w:val="clear" w:color="auto" w:fill="auto"/>
           </w:tcPr>
           <w:p>
             <w:pPr>
@@ -2017,13 +2017,15 @@
               <w:bottom w:val="single" w:sz="4" w:space="0" w:color="000000"/>
               <w:right w:val="single" w:sz="4" w:space="0" w:color="000000"/>
             </w:tcBorders>
-            <w:shd w:val="clear" w:color="auto" w:fill="auto"/>
-          </w:tcPr>
-          <w:p>
-            <w:pPr>
-              <w:pStyle w:val="TableText"/>
-              <w:jc w:val="both"/>
-            </w:pPr>
+          </w:tcPr>
+          <w:p>
+            <w:pPr>
+              <w:pStyle w:val="TableText"/>
+              <w:jc w:val="both"/>
+            </w:pPr>
+            <w:r>
+              <w:t>N</w:t>
+            </w:r>
           </w:p>
         </w:tc>
       </w:tr>
@@ -2037,7 +2039,6 @@
               <w:bottom w:val="single" w:sz="4" w:space="0" w:color="000000"/>
               <w:right w:val="single" w:sz="4" w:space="0" w:color="000000"/>
             </w:tcBorders>
-            <w:shd w:val="clear" w:color="auto" w:fill="auto"/>
           </w:tcPr>
           <w:p>
             <w:pPr>
@@ -2058,13 +2059,15 @@
               <w:bottom w:val="single" w:sz="4" w:space="0" w:color="000000"/>
               <w:right w:val="single" w:sz="4" w:space="0" w:color="000000"/>
             </w:tcBorders>
-            <w:shd w:val="clear" w:color="auto" w:fill="auto"/>
-          </w:tcPr>
-          <w:p>
-            <w:pPr>
-              <w:pStyle w:val="TableText"/>
-              <w:jc w:val="both"/>
-            </w:pPr>
+          </w:tcPr>
+          <w:p>
+            <w:pPr>
+              <w:pStyle w:val="TableText"/>
+              <w:jc w:val="both"/>
+            </w:pPr>
+            <w:r>
+              <w:t>B</w:t>
+            </w:r>
           </w:p>
         </w:tc>
       </w:tr>
@@ -2078,7 +2081,6 @@
               <w:bottom w:val="single" w:sz="4" w:space="0" w:color="000000"/>
               <w:right w:val="single" w:sz="4" w:space="0" w:color="000000"/>
             </w:tcBorders>
-            <w:shd w:val="clear" w:color="auto" w:fill="auto"/>
           </w:tcPr>
           <w:p>
             <w:pPr>
@@ -2099,13 +2101,15 @@
               <w:bottom w:val="single" w:sz="4" w:space="0" w:color="000000"/>
               <w:right w:val="single" w:sz="4" w:space="0" w:color="000000"/>
             </w:tcBorders>
-            <w:shd w:val="clear" w:color="auto" w:fill="auto"/>
-          </w:tcPr>
-          <w:p>
-            <w:pPr>
-              <w:pStyle w:val="TableText"/>
-              <w:jc w:val="both"/>
-            </w:pPr>
+          </w:tcPr>
+          <w:p>
+            <w:pPr>
+              <w:pStyle w:val="TableText"/>
+              <w:jc w:val="both"/>
+            </w:pPr>
+            <w:r>
+              <w:t>N</w:t>
+            </w:r>
           </w:p>
         </w:tc>
       </w:tr>
@@ -2119,7 +2123,6 @@
               <w:bottom w:val="single" w:sz="4" w:space="0" w:color="000000"/>
               <w:right w:val="single" w:sz="4" w:space="0" w:color="000000"/>
             </w:tcBorders>
-            <w:shd w:val="clear" w:color="auto" w:fill="auto"/>
           </w:tcPr>
           <w:p>
             <w:pPr>
@@ -2140,13 +2143,15 @@
               <w:bottom w:val="single" w:sz="4" w:space="0" w:color="000000"/>
               <w:right w:val="single" w:sz="4" w:space="0" w:color="000000"/>
             </w:tcBorders>
-            <w:shd w:val="clear" w:color="auto" w:fill="auto"/>
-          </w:tcPr>
-          <w:p>
-            <w:pPr>
-              <w:pStyle w:val="TableText"/>
-              <w:jc w:val="both"/>
-            </w:pPr>
+          </w:tcPr>
+          <w:p>
+            <w:pPr>
+              <w:pStyle w:val="TableText"/>
+              <w:jc w:val="both"/>
+            </w:pPr>
+            <w:r>
+              <w:t>B</w:t>
+            </w:r>
           </w:p>
         </w:tc>
       </w:tr>
@@ -2160,7 +2165,6 @@
               <w:bottom w:val="single" w:sz="4" w:space="0" w:color="000000"/>
               <w:right w:val="single" w:sz="4" w:space="0" w:color="000000"/>
             </w:tcBorders>
-            <w:shd w:val="clear" w:color="auto" w:fill="auto"/>
           </w:tcPr>
           <w:p>
             <w:pPr>
@@ -2178,7 +2182,6 @@
               <w:bottom w:val="single" w:sz="4" w:space="0" w:color="000000"/>
               <w:right w:val="single" w:sz="4" w:space="0" w:color="000000"/>
             </w:tcBorders>
-            <w:shd w:val="clear" w:color="auto" w:fill="auto"/>
           </w:tcPr>
           <w:p>
             <w:pPr>
@@ -2198,7 +2201,6 @@
               <w:bottom w:val="single" w:sz="4" w:space="0" w:color="000000"/>
               <w:right w:val="single" w:sz="4" w:space="0" w:color="000000"/>
             </w:tcBorders>
-            <w:shd w:val="clear" w:color="auto" w:fill="auto"/>
           </w:tcPr>
           <w:p>
             <w:pPr>
@@ -2216,7 +2218,6 @@
               <w:bottom w:val="single" w:sz="4" w:space="0" w:color="000000"/>
               <w:right w:val="single" w:sz="4" w:space="0" w:color="000000"/>
             </w:tcBorders>
-            <w:shd w:val="clear" w:color="auto" w:fill="auto"/>
           </w:tcPr>
           <w:p>
             <w:pPr>
@@ -2236,7 +2237,6 @@
               <w:bottom w:val="single" w:sz="4" w:space="0" w:color="000000"/>
               <w:right w:val="single" w:sz="4" w:space="0" w:color="000000"/>
             </w:tcBorders>
-            <w:shd w:val="clear" w:color="auto" w:fill="auto"/>
           </w:tcPr>
           <w:p>
             <w:pPr>
@@ -2254,7 +2254,6 @@
               <w:bottom w:val="single" w:sz="4" w:space="0" w:color="000000"/>
               <w:right w:val="single" w:sz="4" w:space="0" w:color="000000"/>
             </w:tcBorders>
-            <w:shd w:val="clear" w:color="auto" w:fill="auto"/>
           </w:tcPr>
           <w:p>
             <w:pPr>
@@ -2351,7 +2350,6 @@
               <w:bottom w:val="single" w:sz="4" w:space="0" w:color="000000"/>
               <w:right w:val="single" w:sz="4" w:space="0" w:color="000000"/>
             </w:tcBorders>
-            <w:shd w:val="clear" w:color="auto" w:fill="auto"/>
           </w:tcPr>
           <w:p>
             <w:pPr>
@@ -2372,13 +2370,15 @@
               <w:bottom w:val="single" w:sz="4" w:space="0" w:color="000000"/>
               <w:right w:val="single" w:sz="4" w:space="0" w:color="000000"/>
             </w:tcBorders>
-            <w:shd w:val="clear" w:color="auto" w:fill="auto"/>
-          </w:tcPr>
-          <w:p>
-            <w:pPr>
-              <w:pStyle w:val="TableText"/>
-              <w:jc w:val="both"/>
-            </w:pPr>
+          </w:tcPr>
+          <w:p>
+            <w:pPr>
+              <w:pStyle w:val="TableText"/>
+              <w:jc w:val="both"/>
+            </w:pPr>
+            <w:r>
+              <w:t>B</w:t>
+            </w:r>
           </w:p>
         </w:tc>
       </w:tr>
@@ -2392,7 +2392,6 @@
               <w:bottom w:val="single" w:sz="4" w:space="0" w:color="000000"/>
               <w:right w:val="single" w:sz="4" w:space="0" w:color="000000"/>
             </w:tcBorders>
-            <w:shd w:val="clear" w:color="auto" w:fill="auto"/>
           </w:tcPr>
           <w:p>
             <w:pPr>
@@ -2413,13 +2412,15 @@
               <w:bottom w:val="single" w:sz="4" w:space="0" w:color="000000"/>
               <w:right w:val="single" w:sz="4" w:space="0" w:color="000000"/>
             </w:tcBorders>
-            <w:shd w:val="clear" w:color="auto" w:fill="auto"/>
-          </w:tcPr>
-          <w:p>
-            <w:pPr>
-              <w:pStyle w:val="TableText"/>
-              <w:jc w:val="both"/>
-            </w:pPr>
+          </w:tcPr>
+          <w:p>
+            <w:pPr>
+              <w:pStyle w:val="TableText"/>
+              <w:jc w:val="both"/>
+            </w:pPr>
+            <w:r>
+              <w:t>N</w:t>
+            </w:r>
           </w:p>
         </w:tc>
       </w:tr>
@@ -2433,7 +2434,6 @@
               <w:bottom w:val="single" w:sz="4" w:space="0" w:color="000000"/>
               <w:right w:val="single" w:sz="4" w:space="0" w:color="000000"/>
             </w:tcBorders>
-            <w:shd w:val="clear" w:color="auto" w:fill="auto"/>
           </w:tcPr>
           <w:p>
             <w:pPr>
@@ -2454,13 +2454,15 @@
               <w:bottom w:val="single" w:sz="4" w:space="0" w:color="000000"/>
               <w:right w:val="single" w:sz="4" w:space="0" w:color="000000"/>
             </w:tcBorders>
-            <w:shd w:val="clear" w:color="auto" w:fill="auto"/>
-          </w:tcPr>
-          <w:p>
-            <w:pPr>
-              <w:pStyle w:val="TableText"/>
-              <w:jc w:val="both"/>
-            </w:pPr>
+          </w:tcPr>
+          <w:p>
+            <w:pPr>
+              <w:pStyle w:val="TableText"/>
+              <w:jc w:val="both"/>
+            </w:pPr>
+            <w:r>
+              <w:t>N</w:t>
+            </w:r>
           </w:p>
         </w:tc>
       </w:tr>
@@ -2474,18 +2476,15 @@
               <w:bottom w:val="single" w:sz="4" w:space="0" w:color="000000"/>
               <w:right w:val="single" w:sz="4" w:space="0" w:color="000000"/>
             </w:tcBorders>
-            <w:shd w:val="clear" w:color="auto" w:fill="auto"/>
-          </w:tcPr>
-          <w:p>
-            <w:pPr>
-              <w:pStyle w:val="TableText"/>
-              <w:jc w:val="both"/>
-            </w:pPr>
-            <w:proofErr w:type="spellStart"/>
+          </w:tcPr>
+          <w:p>
+            <w:pPr>
+              <w:pStyle w:val="TableText"/>
+              <w:jc w:val="both"/>
+            </w:pPr>
             <w:r>
               <w:t>Bulma</w:t>
             </w:r>
-            <w:proofErr w:type="spellEnd"/>
           </w:p>
         </w:tc>
         <w:tc>
@@ -2497,13 +2496,15 @@
               <w:bottom w:val="single" w:sz="4" w:space="0" w:color="000000"/>
               <w:right w:val="single" w:sz="4" w:space="0" w:color="000000"/>
             </w:tcBorders>
-            <w:shd w:val="clear" w:color="auto" w:fill="auto"/>
-          </w:tcPr>
-          <w:p>
-            <w:pPr>
-              <w:pStyle w:val="TableText"/>
-              <w:jc w:val="both"/>
-            </w:pPr>
+          </w:tcPr>
+          <w:p>
+            <w:pPr>
+              <w:pStyle w:val="TableText"/>
+              <w:jc w:val="both"/>
+            </w:pPr>
+            <w:r>
+              <w:t>N</w:t>
+            </w:r>
           </w:p>
         </w:tc>
       </w:tr>
@@ -2517,7 +2518,6 @@
               <w:bottom w:val="single" w:sz="4" w:space="0" w:color="000000"/>
               <w:right w:val="single" w:sz="4" w:space="0" w:color="000000"/>
             </w:tcBorders>
-            <w:shd w:val="clear" w:color="auto" w:fill="auto"/>
           </w:tcPr>
           <w:p>
             <w:pPr>
@@ -2535,7 +2535,6 @@
               <w:bottom w:val="single" w:sz="4" w:space="0" w:color="000000"/>
               <w:right w:val="single" w:sz="4" w:space="0" w:color="000000"/>
             </w:tcBorders>
-            <w:shd w:val="clear" w:color="auto" w:fill="auto"/>
           </w:tcPr>
           <w:p>
             <w:pPr>
@@ -2555,7 +2554,6 @@
               <w:bottom w:val="single" w:sz="4" w:space="0" w:color="000000"/>
               <w:right w:val="single" w:sz="4" w:space="0" w:color="000000"/>
             </w:tcBorders>
-            <w:shd w:val="clear" w:color="auto" w:fill="auto"/>
           </w:tcPr>
           <w:p>
             <w:pPr>
@@ -2573,7 +2571,6 @@
               <w:bottom w:val="single" w:sz="4" w:space="0" w:color="000000"/>
               <w:right w:val="single" w:sz="4" w:space="0" w:color="000000"/>
             </w:tcBorders>
-            <w:shd w:val="clear" w:color="auto" w:fill="auto"/>
           </w:tcPr>
           <w:p>
             <w:pPr>
@@ -2593,7 +2590,6 @@
               <w:bottom w:val="single" w:sz="4" w:space="0" w:color="000000"/>
               <w:right w:val="single" w:sz="4" w:space="0" w:color="000000"/>
             </w:tcBorders>
-            <w:shd w:val="clear" w:color="auto" w:fill="auto"/>
           </w:tcPr>
           <w:p>
             <w:pPr>
@@ -2611,7 +2607,6 @@
               <w:bottom w:val="single" w:sz="4" w:space="0" w:color="000000"/>
               <w:right w:val="single" w:sz="4" w:space="0" w:color="000000"/>
             </w:tcBorders>
-            <w:shd w:val="clear" w:color="auto" w:fill="auto"/>
           </w:tcPr>
           <w:p>
             <w:pPr>
@@ -2632,7 +2627,6 @@
         <w:jc w:val="both"/>
       </w:pPr>
       <w:r>
-        <w:lastRenderedPageBreak/>
         <w:t>10. What kind of JEE (now Jakarta EE) application servers or web servers that you have used?</w:t>
       </w:r>
     </w:p>
@@ -2709,7 +2703,6 @@
               <w:bottom w:val="single" w:sz="4" w:space="0" w:color="000000"/>
               <w:right w:val="single" w:sz="4" w:space="0" w:color="000000"/>
             </w:tcBorders>
-            <w:shd w:val="clear" w:color="auto" w:fill="auto"/>
           </w:tcPr>
           <w:p>
             <w:pPr>
@@ -2730,13 +2723,15 @@
               <w:bottom w:val="single" w:sz="4" w:space="0" w:color="000000"/>
               <w:right w:val="single" w:sz="4" w:space="0" w:color="000000"/>
             </w:tcBorders>
-            <w:shd w:val="clear" w:color="auto" w:fill="auto"/>
-          </w:tcPr>
-          <w:p>
-            <w:pPr>
-              <w:pStyle w:val="TableText"/>
-              <w:jc w:val="both"/>
-            </w:pPr>
+          </w:tcPr>
+          <w:p>
+            <w:pPr>
+              <w:pStyle w:val="TableText"/>
+              <w:jc w:val="both"/>
+            </w:pPr>
+            <w:r>
+              <w:t>N</w:t>
+            </w:r>
           </w:p>
         </w:tc>
       </w:tr>
@@ -2750,7 +2745,6 @@
               <w:bottom w:val="single" w:sz="4" w:space="0" w:color="000000"/>
               <w:right w:val="single" w:sz="4" w:space="0" w:color="000000"/>
             </w:tcBorders>
-            <w:shd w:val="clear" w:color="auto" w:fill="auto"/>
           </w:tcPr>
           <w:p>
             <w:pPr>
@@ -2771,13 +2765,15 @@
               <w:bottom w:val="single" w:sz="4" w:space="0" w:color="000000"/>
               <w:right w:val="single" w:sz="4" w:space="0" w:color="000000"/>
             </w:tcBorders>
-            <w:shd w:val="clear" w:color="auto" w:fill="auto"/>
-          </w:tcPr>
-          <w:p>
-            <w:pPr>
-              <w:pStyle w:val="TableText"/>
-              <w:jc w:val="both"/>
-            </w:pPr>
+          </w:tcPr>
+          <w:p>
+            <w:pPr>
+              <w:pStyle w:val="TableText"/>
+              <w:jc w:val="both"/>
+            </w:pPr>
+            <w:r>
+              <w:t>N</w:t>
+            </w:r>
           </w:p>
         </w:tc>
       </w:tr>
@@ -2791,7 +2787,6 @@
               <w:bottom w:val="single" w:sz="4" w:space="0" w:color="000000"/>
               <w:right w:val="single" w:sz="4" w:space="0" w:color="000000"/>
             </w:tcBorders>
-            <w:shd w:val="clear" w:color="auto" w:fill="auto"/>
           </w:tcPr>
           <w:p>
             <w:pPr>
@@ -2809,7 +2804,6 @@
               <w:bottom w:val="single" w:sz="4" w:space="0" w:color="000000"/>
               <w:right w:val="single" w:sz="4" w:space="0" w:color="000000"/>
             </w:tcBorders>
-            <w:shd w:val="clear" w:color="auto" w:fill="auto"/>
           </w:tcPr>
           <w:p>
             <w:pPr>
@@ -2829,7 +2823,6 @@
               <w:bottom w:val="single" w:sz="4" w:space="0" w:color="000000"/>
               <w:right w:val="single" w:sz="4" w:space="0" w:color="000000"/>
             </w:tcBorders>
-            <w:shd w:val="clear" w:color="auto" w:fill="auto"/>
           </w:tcPr>
           <w:p>
             <w:pPr>
@@ -2847,7 +2840,6 @@
               <w:bottom w:val="single" w:sz="4" w:space="0" w:color="000000"/>
               <w:right w:val="single" w:sz="4" w:space="0" w:color="000000"/>
             </w:tcBorders>
-            <w:shd w:val="clear" w:color="auto" w:fill="auto"/>
           </w:tcPr>
           <w:p>
             <w:pPr>
@@ -2944,7 +2936,6 @@
               <w:bottom w:val="single" w:sz="4" w:space="0" w:color="000000"/>
               <w:right w:val="single" w:sz="4" w:space="0" w:color="000000"/>
             </w:tcBorders>
-            <w:shd w:val="clear" w:color="auto" w:fill="auto"/>
           </w:tcPr>
           <w:p>
             <w:pPr>
@@ -2965,13 +2956,15 @@
               <w:bottom w:val="single" w:sz="4" w:space="0" w:color="000000"/>
               <w:right w:val="single" w:sz="4" w:space="0" w:color="000000"/>
             </w:tcBorders>
-            <w:shd w:val="clear" w:color="auto" w:fill="auto"/>
-          </w:tcPr>
-          <w:p>
-            <w:pPr>
-              <w:pStyle w:val="TableText"/>
-              <w:jc w:val="both"/>
-            </w:pPr>
+          </w:tcPr>
+          <w:p>
+            <w:pPr>
+              <w:pStyle w:val="TableText"/>
+              <w:jc w:val="both"/>
+            </w:pPr>
+            <w:r>
+              <w:t>B</w:t>
+            </w:r>
           </w:p>
         </w:tc>
       </w:tr>
@@ -2985,7 +2978,6 @@
               <w:bottom w:val="single" w:sz="4" w:space="0" w:color="000000"/>
               <w:right w:val="single" w:sz="4" w:space="0" w:color="000000"/>
             </w:tcBorders>
-            <w:shd w:val="clear" w:color="auto" w:fill="auto"/>
           </w:tcPr>
           <w:p>
             <w:pPr>
@@ -3006,13 +2998,15 @@
               <w:bottom w:val="single" w:sz="4" w:space="0" w:color="000000"/>
               <w:right w:val="single" w:sz="4" w:space="0" w:color="000000"/>
             </w:tcBorders>
-            <w:shd w:val="clear" w:color="auto" w:fill="auto"/>
-          </w:tcPr>
-          <w:p>
-            <w:pPr>
-              <w:pStyle w:val="TableText"/>
-              <w:jc w:val="both"/>
-            </w:pPr>
+          </w:tcPr>
+          <w:p>
+            <w:pPr>
+              <w:pStyle w:val="TableText"/>
+              <w:jc w:val="both"/>
+            </w:pPr>
+            <w:r>
+              <w:t>B</w:t>
+            </w:r>
           </w:p>
         </w:tc>
       </w:tr>
@@ -3026,7 +3020,6 @@
               <w:bottom w:val="single" w:sz="4" w:space="0" w:color="000000"/>
               <w:right w:val="single" w:sz="4" w:space="0" w:color="000000"/>
             </w:tcBorders>
-            <w:shd w:val="clear" w:color="auto" w:fill="auto"/>
           </w:tcPr>
           <w:p>
             <w:pPr>
@@ -3047,13 +3040,15 @@
               <w:bottom w:val="single" w:sz="4" w:space="0" w:color="000000"/>
               <w:right w:val="single" w:sz="4" w:space="0" w:color="000000"/>
             </w:tcBorders>
-            <w:shd w:val="clear" w:color="auto" w:fill="auto"/>
-          </w:tcPr>
-          <w:p>
-            <w:pPr>
-              <w:pStyle w:val="TableText"/>
-              <w:jc w:val="both"/>
-            </w:pPr>
+          </w:tcPr>
+          <w:p>
+            <w:pPr>
+              <w:pStyle w:val="TableText"/>
+              <w:jc w:val="both"/>
+            </w:pPr>
+            <w:r>
+              <w:t>B</w:t>
+            </w:r>
           </w:p>
         </w:tc>
       </w:tr>
@@ -3067,7 +3062,6 @@
               <w:bottom w:val="single" w:sz="4" w:space="0" w:color="000000"/>
               <w:right w:val="single" w:sz="4" w:space="0" w:color="000000"/>
             </w:tcBorders>
-            <w:shd w:val="clear" w:color="auto" w:fill="auto"/>
           </w:tcPr>
           <w:p>
             <w:pPr>
@@ -3085,7 +3079,6 @@
               <w:bottom w:val="single" w:sz="4" w:space="0" w:color="000000"/>
               <w:right w:val="single" w:sz="4" w:space="0" w:color="000000"/>
             </w:tcBorders>
-            <w:shd w:val="clear" w:color="auto" w:fill="auto"/>
           </w:tcPr>
           <w:p>
             <w:pPr>
@@ -3105,7 +3098,6 @@
               <w:bottom w:val="single" w:sz="4" w:space="0" w:color="000000"/>
               <w:right w:val="single" w:sz="4" w:space="0" w:color="000000"/>
             </w:tcBorders>
-            <w:shd w:val="clear" w:color="auto" w:fill="auto"/>
           </w:tcPr>
           <w:p>
             <w:pPr>
@@ -3123,7 +3115,6 @@
               <w:bottom w:val="single" w:sz="4" w:space="0" w:color="000000"/>
               <w:right w:val="single" w:sz="4" w:space="0" w:color="000000"/>
             </w:tcBorders>
-            <w:shd w:val="clear" w:color="auto" w:fill="auto"/>
           </w:tcPr>
           <w:p>
             <w:pPr>
@@ -3220,7 +3211,6 @@
               <w:bottom w:val="single" w:sz="4" w:space="0" w:color="000000"/>
               <w:right w:val="single" w:sz="4" w:space="0" w:color="000000"/>
             </w:tcBorders>
-            <w:shd w:val="clear" w:color="auto" w:fill="auto"/>
           </w:tcPr>
           <w:p>
             <w:pPr>
@@ -3241,13 +3231,15 @@
               <w:bottom w:val="single" w:sz="4" w:space="0" w:color="000000"/>
               <w:right w:val="single" w:sz="4" w:space="0" w:color="000000"/>
             </w:tcBorders>
-            <w:shd w:val="clear" w:color="auto" w:fill="auto"/>
-          </w:tcPr>
-          <w:p>
-            <w:pPr>
-              <w:pStyle w:val="TableText"/>
-              <w:jc w:val="both"/>
-            </w:pPr>
+          </w:tcPr>
+          <w:p>
+            <w:pPr>
+              <w:pStyle w:val="TableText"/>
+              <w:jc w:val="both"/>
+            </w:pPr>
+            <w:r>
+              <w:t>N</w:t>
+            </w:r>
           </w:p>
         </w:tc>
       </w:tr>
@@ -3261,7 +3253,6 @@
               <w:bottom w:val="single" w:sz="4" w:space="0" w:color="000000"/>
               <w:right w:val="single" w:sz="4" w:space="0" w:color="000000"/>
             </w:tcBorders>
-            <w:shd w:val="clear" w:color="auto" w:fill="auto"/>
           </w:tcPr>
           <w:p>
             <w:pPr>
@@ -3282,13 +3273,15 @@
               <w:bottom w:val="single" w:sz="4" w:space="0" w:color="000000"/>
               <w:right w:val="single" w:sz="4" w:space="0" w:color="000000"/>
             </w:tcBorders>
-            <w:shd w:val="clear" w:color="auto" w:fill="auto"/>
-          </w:tcPr>
-          <w:p>
-            <w:pPr>
-              <w:pStyle w:val="TableText"/>
-              <w:jc w:val="both"/>
-            </w:pPr>
+          </w:tcPr>
+          <w:p>
+            <w:pPr>
+              <w:pStyle w:val="TableText"/>
+              <w:jc w:val="both"/>
+            </w:pPr>
+            <w:r>
+              <w:t>N</w:t>
+            </w:r>
           </w:p>
         </w:tc>
       </w:tr>
@@ -3302,7 +3295,6 @@
               <w:bottom w:val="single" w:sz="4" w:space="0" w:color="000000"/>
               <w:right w:val="single" w:sz="4" w:space="0" w:color="000000"/>
             </w:tcBorders>
-            <w:shd w:val="clear" w:color="auto" w:fill="auto"/>
           </w:tcPr>
           <w:p>
             <w:pPr>
@@ -3323,13 +3315,15 @@
               <w:bottom w:val="single" w:sz="4" w:space="0" w:color="000000"/>
               <w:right w:val="single" w:sz="4" w:space="0" w:color="000000"/>
             </w:tcBorders>
-            <w:shd w:val="clear" w:color="auto" w:fill="auto"/>
-          </w:tcPr>
-          <w:p>
-            <w:pPr>
-              <w:pStyle w:val="TableText"/>
-              <w:jc w:val="both"/>
-            </w:pPr>
+          </w:tcPr>
+          <w:p>
+            <w:pPr>
+              <w:pStyle w:val="TableText"/>
+              <w:jc w:val="both"/>
+            </w:pPr>
+            <w:r>
+              <w:t>N</w:t>
+            </w:r>
           </w:p>
         </w:tc>
       </w:tr>
@@ -3343,7 +3337,6 @@
               <w:bottom w:val="single" w:sz="4" w:space="0" w:color="000000"/>
               <w:right w:val="single" w:sz="4" w:space="0" w:color="000000"/>
             </w:tcBorders>
-            <w:shd w:val="clear" w:color="auto" w:fill="auto"/>
           </w:tcPr>
           <w:p>
             <w:pPr>
@@ -3361,7 +3354,6 @@
               <w:bottom w:val="single" w:sz="4" w:space="0" w:color="000000"/>
               <w:right w:val="single" w:sz="4" w:space="0" w:color="000000"/>
             </w:tcBorders>
-            <w:shd w:val="clear" w:color="auto" w:fill="auto"/>
           </w:tcPr>
           <w:p>
             <w:pPr>
@@ -3381,7 +3373,6 @@
               <w:bottom w:val="single" w:sz="4" w:space="0" w:color="000000"/>
               <w:right w:val="single" w:sz="4" w:space="0" w:color="000000"/>
             </w:tcBorders>
-            <w:shd w:val="clear" w:color="auto" w:fill="auto"/>
           </w:tcPr>
           <w:p>
             <w:pPr>
@@ -3399,7 +3390,6 @@
               <w:bottom w:val="single" w:sz="4" w:space="0" w:color="000000"/>
               <w:right w:val="single" w:sz="4" w:space="0" w:color="000000"/>
             </w:tcBorders>
-            <w:shd w:val="clear" w:color="auto" w:fill="auto"/>
           </w:tcPr>
           <w:p>
             <w:pPr>
@@ -3496,7 +3486,6 @@
               <w:bottom w:val="single" w:sz="4" w:space="0" w:color="000000"/>
               <w:right w:val="single" w:sz="4" w:space="0" w:color="000000"/>
             </w:tcBorders>
-            <w:shd w:val="clear" w:color="auto" w:fill="auto"/>
           </w:tcPr>
           <w:p>
             <w:pPr>
@@ -3517,13 +3506,15 @@
               <w:bottom w:val="single" w:sz="4" w:space="0" w:color="000000"/>
               <w:right w:val="single" w:sz="4" w:space="0" w:color="000000"/>
             </w:tcBorders>
-            <w:shd w:val="clear" w:color="auto" w:fill="auto"/>
-          </w:tcPr>
-          <w:p>
-            <w:pPr>
-              <w:pStyle w:val="TableText"/>
-              <w:jc w:val="both"/>
-            </w:pPr>
+          </w:tcPr>
+          <w:p>
+            <w:pPr>
+              <w:pStyle w:val="TableText"/>
+              <w:jc w:val="both"/>
+            </w:pPr>
+            <w:r>
+              <w:t>N</w:t>
+            </w:r>
           </w:p>
         </w:tc>
       </w:tr>
@@ -3537,7 +3528,6 @@
               <w:bottom w:val="single" w:sz="4" w:space="0" w:color="000000"/>
               <w:right w:val="single" w:sz="4" w:space="0" w:color="000000"/>
             </w:tcBorders>
-            <w:shd w:val="clear" w:color="auto" w:fill="auto"/>
           </w:tcPr>
           <w:p>
             <w:pPr>
@@ -3558,13 +3548,15 @@
               <w:bottom w:val="single" w:sz="4" w:space="0" w:color="000000"/>
               <w:right w:val="single" w:sz="4" w:space="0" w:color="000000"/>
             </w:tcBorders>
-            <w:shd w:val="clear" w:color="auto" w:fill="auto"/>
-          </w:tcPr>
-          <w:p>
-            <w:pPr>
-              <w:pStyle w:val="TableText"/>
-              <w:jc w:val="both"/>
-            </w:pPr>
+          </w:tcPr>
+          <w:p>
+            <w:pPr>
+              <w:pStyle w:val="TableText"/>
+              <w:jc w:val="both"/>
+            </w:pPr>
+            <w:r>
+              <w:t>N</w:t>
+            </w:r>
           </w:p>
         </w:tc>
       </w:tr>
@@ -3578,7 +3570,6 @@
               <w:bottom w:val="single" w:sz="4" w:space="0" w:color="000000"/>
               <w:right w:val="single" w:sz="4" w:space="0" w:color="000000"/>
             </w:tcBorders>
-            <w:shd w:val="clear" w:color="auto" w:fill="auto"/>
           </w:tcPr>
           <w:p>
             <w:pPr>
@@ -3599,13 +3590,15 @@
               <w:bottom w:val="single" w:sz="4" w:space="0" w:color="000000"/>
               <w:right w:val="single" w:sz="4" w:space="0" w:color="000000"/>
             </w:tcBorders>
-            <w:shd w:val="clear" w:color="auto" w:fill="auto"/>
-          </w:tcPr>
-          <w:p>
-            <w:pPr>
-              <w:pStyle w:val="TableText"/>
-              <w:jc w:val="both"/>
-            </w:pPr>
+          </w:tcPr>
+          <w:p>
+            <w:pPr>
+              <w:pStyle w:val="TableText"/>
+              <w:jc w:val="both"/>
+            </w:pPr>
+            <w:r>
+              <w:t>N</w:t>
+            </w:r>
           </w:p>
         </w:tc>
       </w:tr>
@@ -3619,7 +3612,6 @@
               <w:bottom w:val="single" w:sz="4" w:space="0" w:color="000000"/>
               <w:right w:val="single" w:sz="4" w:space="0" w:color="000000"/>
             </w:tcBorders>
-            <w:shd w:val="clear" w:color="auto" w:fill="auto"/>
           </w:tcPr>
           <w:p>
             <w:pPr>
@@ -3637,7 +3629,6 @@
               <w:bottom w:val="single" w:sz="4" w:space="0" w:color="000000"/>
               <w:right w:val="single" w:sz="4" w:space="0" w:color="000000"/>
             </w:tcBorders>
-            <w:shd w:val="clear" w:color="auto" w:fill="auto"/>
           </w:tcPr>
           <w:p>
             <w:pPr>
@@ -3657,7 +3648,6 @@
               <w:bottom w:val="single" w:sz="4" w:space="0" w:color="000000"/>
               <w:right w:val="single" w:sz="4" w:space="0" w:color="000000"/>
             </w:tcBorders>
-            <w:shd w:val="clear" w:color="auto" w:fill="auto"/>
           </w:tcPr>
           <w:p>
             <w:pPr>
@@ -3675,7 +3665,6 @@
               <w:bottom w:val="single" w:sz="4" w:space="0" w:color="000000"/>
               <w:right w:val="single" w:sz="4" w:space="0" w:color="000000"/>
             </w:tcBorders>
-            <w:shd w:val="clear" w:color="auto" w:fill="auto"/>
           </w:tcPr>
           <w:p>
             <w:pPr>
@@ -3778,15 +3767,7 @@
         <w:ind w:left="360"/>
       </w:pPr>
       <w:r>
-        <w:t xml:space="preserve">Complete as many tasks as possible, within the stipulated time frame (~ 1 to 2 </w:t>
-      </w:r>
-      <w:proofErr w:type="spellStart"/>
-      <w:r>
-        <w:t>mandays</w:t>
-      </w:r>
-      <w:proofErr w:type="spellEnd"/>
-      <w:r>
-        <w:t xml:space="preserve">). Candidate that can complete more tasks will be ranked higher. </w:t>
+        <w:t xml:space="preserve">Complete as many tasks as possible, within the stipulated time frame (~ 1 to 2 mandays). Candidate that can complete more tasks will be ranked higher. </w:t>
       </w:r>
     </w:p>
     <w:tbl>
@@ -3819,7 +3800,6 @@
             <w:r>
               <w:rPr>
                 <w:rFonts w:eastAsia="Calibri"/>
-                <w:lang w:eastAsia="en-US"/>
               </w:rPr>
               <w:t>Task A</w:t>
             </w:r>
@@ -3839,7 +3819,6 @@
             <w:r>
               <w:rPr>
                 <w:rFonts w:eastAsia="Calibri"/>
-                <w:lang w:eastAsia="en-US"/>
               </w:rPr>
               <w:t>Task B</w:t>
             </w:r>
@@ -3859,7 +3838,6 @@
             <w:r>
               <w:rPr>
                 <w:rFonts w:eastAsia="Calibri"/>
-                <w:lang w:eastAsia="en-US"/>
               </w:rPr>
               <w:t>Task C</w:t>
             </w:r>
@@ -3879,7 +3857,6 @@
             <w:r>
               <w:rPr>
                 <w:rFonts w:eastAsia="Calibri"/>
-                <w:lang w:eastAsia="en-US"/>
               </w:rPr>
               <w:t>Task D</w:t>
             </w:r>
@@ -3899,7 +3876,6 @@
             <w:r>
               <w:rPr>
                 <w:rFonts w:eastAsia="Calibri"/>
-                <w:lang w:eastAsia="en-US"/>
               </w:rPr>
               <w:t>Result</w:t>
             </w:r>
@@ -3920,7 +3896,6 @@
             <w:r>
               <w:rPr>
                 <w:rFonts w:eastAsia="Calibri"/>
-                <w:lang w:eastAsia="en-US"/>
               </w:rPr>
               <w:t>Completed</w:t>
             </w:r>
@@ -3975,7 +3950,6 @@
             <w:r>
               <w:rPr>
                 <w:rFonts w:eastAsia="Calibri"/>
-                <w:lang w:eastAsia="en-US"/>
               </w:rPr>
               <w:t>Rank as Junior level</w:t>
             </w:r>
@@ -3996,7 +3970,6 @@
             <w:r>
               <w:rPr>
                 <w:rFonts w:eastAsia="Calibri"/>
-                <w:lang w:eastAsia="en-US"/>
               </w:rPr>
               <w:t>Completed</w:t>
             </w:r>
@@ -4015,7 +3988,6 @@
             <w:r>
               <w:rPr>
                 <w:rFonts w:eastAsia="Calibri"/>
-                <w:lang w:eastAsia="en-US"/>
               </w:rPr>
               <w:t>Completed</w:t>
             </w:r>
@@ -4058,19 +4030,9 @@
             <w:r>
               <w:rPr>
                 <w:rFonts w:eastAsia="Calibri"/>
-                <w:lang w:eastAsia="en-US"/>
-              </w:rPr>
-              <w:t xml:space="preserve">Rank as </w:t>
-            </w:r>
-            <w:proofErr w:type="spellStart"/>
-            <w:r>
-              <w:rPr>
-                <w:rFonts w:eastAsia="Calibri"/>
-                <w:lang w:eastAsia="en-US"/>
-              </w:rPr>
-              <w:t>Mid level</w:t>
-            </w:r>
-            <w:proofErr w:type="spellEnd"/>
+              </w:rPr>
+              <w:t>Rank as Mid level</w:t>
+            </w:r>
           </w:p>
         </w:tc>
       </w:tr>
@@ -4088,7 +4050,6 @@
             <w:r>
               <w:rPr>
                 <w:rFonts w:eastAsia="Calibri"/>
-                <w:lang w:eastAsia="en-US"/>
               </w:rPr>
               <w:t>Completed</w:t>
             </w:r>
@@ -4119,7 +4080,6 @@
             <w:r>
               <w:rPr>
                 <w:rFonts w:eastAsia="Calibri"/>
-                <w:lang w:eastAsia="en-US"/>
               </w:rPr>
               <w:t>Completed</w:t>
             </w:r>
@@ -4150,19 +4110,9 @@
             <w:r>
               <w:rPr>
                 <w:rFonts w:eastAsia="Calibri"/>
-                <w:lang w:eastAsia="en-US"/>
-              </w:rPr>
-              <w:t xml:space="preserve">Rank as </w:t>
-            </w:r>
-            <w:proofErr w:type="spellStart"/>
-            <w:r>
-              <w:rPr>
-                <w:rFonts w:eastAsia="Calibri"/>
-                <w:lang w:eastAsia="en-US"/>
-              </w:rPr>
-              <w:t>Mid level</w:t>
-            </w:r>
-            <w:proofErr w:type="spellEnd"/>
+              </w:rPr>
+              <w:t>Rank as Mid level</w:t>
+            </w:r>
           </w:p>
         </w:tc>
       </w:tr>
@@ -4180,7 +4130,6 @@
             <w:r>
               <w:rPr>
                 <w:rFonts w:eastAsia="Calibri"/>
-                <w:lang w:eastAsia="en-US"/>
               </w:rPr>
               <w:t>Completed</w:t>
             </w:r>
@@ -4199,7 +4148,6 @@
             <w:r>
               <w:rPr>
                 <w:rFonts w:eastAsia="Calibri"/>
-                <w:lang w:eastAsia="en-US"/>
               </w:rPr>
               <w:t>Completed</w:t>
             </w:r>
@@ -4218,7 +4166,6 @@
             <w:r>
               <w:rPr>
                 <w:rFonts w:eastAsia="Calibri"/>
-                <w:lang w:eastAsia="en-US"/>
               </w:rPr>
               <w:t>Completed</w:t>
             </w:r>
@@ -4249,7 +4196,6 @@
             <w:r>
               <w:rPr>
                 <w:rFonts w:eastAsia="Calibri"/>
-                <w:lang w:eastAsia="en-US"/>
               </w:rPr>
               <w:t>Rank as Senior level</w:t>
             </w:r>
@@ -4270,7 +4216,6 @@
             <w:r>
               <w:rPr>
                 <w:rFonts w:eastAsia="Calibri"/>
-                <w:lang w:eastAsia="en-US"/>
               </w:rPr>
               <w:t>Completed</w:t>
             </w:r>
@@ -4289,7 +4234,6 @@
             <w:r>
               <w:rPr>
                 <w:rFonts w:eastAsia="Calibri"/>
-                <w:lang w:eastAsia="en-US"/>
               </w:rPr>
               <w:t>Completed</w:t>
             </w:r>
@@ -4308,7 +4252,6 @@
             <w:r>
               <w:rPr>
                 <w:rFonts w:eastAsia="Calibri"/>
-                <w:lang w:eastAsia="en-US"/>
               </w:rPr>
               <w:t>Completed</w:t>
             </w:r>
@@ -4327,7 +4270,6 @@
             <w:r>
               <w:rPr>
                 <w:rFonts w:eastAsia="Calibri"/>
-                <w:lang w:eastAsia="en-US"/>
               </w:rPr>
               <w:t>Completed</w:t>
             </w:r>
@@ -4346,7 +4288,6 @@
             <w:r>
               <w:rPr>
                 <w:rFonts w:eastAsia="Calibri"/>
-                <w:lang w:eastAsia="en-US"/>
               </w:rPr>
               <w:t>Rank as Senior level</w:t>
             </w:r>
@@ -4376,13 +4317,8 @@
         </w:numPr>
         <w:ind w:left="1080"/>
       </w:pPr>
-      <w:proofErr w:type="spellStart"/>
-      <w:r>
-        <w:t>Mid level</w:t>
-      </w:r>
-      <w:proofErr w:type="spellEnd"/>
-      <w:r>
-        <w:t xml:space="preserve"> is expected to finish "Task A" and either one of "Task B", "Task C"</w:t>
+      <w:r>
+        <w:t>Mid level is expected to finish "Task A" and either one of "Task B", "Task C"</w:t>
       </w:r>
     </w:p>
     <w:p>
@@ -4440,23 +4376,7 @@
         <w:t>minus</w:t>
       </w:r>
       <w:r>
-        <w:t xml:space="preserve"> the binaries: *.war, *.jar, *.ear), that can be built from scratch and run. Remove/delete the "target", "bin", "</w:t>
-      </w:r>
-      <w:proofErr w:type="spellStart"/>
-      <w:r>
-        <w:t>dist</w:t>
-      </w:r>
-      <w:proofErr w:type="spellEnd"/>
-      <w:r>
-        <w:t>", "</w:t>
-      </w:r>
-      <w:proofErr w:type="spellStart"/>
-      <w:r>
-        <w:t>node_modules</w:t>
-      </w:r>
-      <w:proofErr w:type="spellEnd"/>
-      <w:r>
-        <w:t>" folder(s).</w:t>
+        <w:t xml:space="preserve"> the binaries: *.war, *.jar, *.ear), that can be built from scratch and run. Remove/delete the "target", "bin", "dist", "node_modules" folder(s).</w:t>
       </w:r>
     </w:p>
     <w:p/>
@@ -4762,15 +4682,7 @@
         <w:jc w:val="both"/>
       </w:pPr>
       <w:r>
-        <w:t>From the provided list of words (</w:t>
-      </w:r>
-      <w:proofErr w:type="spellStart"/>
-      <w:r>
-        <w:t>src</w:t>
-      </w:r>
-      <w:proofErr w:type="spellEnd"/>
-      <w:r>
-        <w:t>/main/resources/words.txt), pick a random word of at least 6 letters, ask the user to use at least 3 letters from the word to construct a new word.</w:t>
+        <w:t>From the provided list of words (src/main/resources/words.txt), pick a random word of at least 6 letters, ask the user to use at least 3 letters from the word to construct a new word.</w:t>
       </w:r>
     </w:p>
     <w:p>
@@ -5056,15 +4968,7 @@
         </w:numPr>
       </w:pPr>
       <w:r>
-        <w:t xml:space="preserve">Candidate is allowed to add new library(s) (add dependencies to "pom.xml"), if required; </w:t>
-      </w:r>
-      <w:proofErr w:type="spellStart"/>
-      <w:r>
-        <w:t>e.g</w:t>
-      </w:r>
-      <w:proofErr w:type="spellEnd"/>
-      <w:r>
-        <w:t>: Lombok, PowerMock, Eclipse Collections, etc.</w:t>
+        <w:t>Candidate is allowed to add new library(s) (add dependencies to "pom.xml"), if required; e.g: Lombok, PowerMock, Eclipse Collections, etc.</w:t>
       </w:r>
     </w:p>
     <w:p>
@@ -5076,15 +4980,7 @@
         </w:numPr>
       </w:pPr>
       <w:r>
-        <w:t xml:space="preserve">Candidate is allowed to add other components/sub systems, if required; e.g.: database, Kafka, </w:t>
-      </w:r>
-      <w:proofErr w:type="spellStart"/>
-      <w:r>
-        <w:t>Testcontainers</w:t>
-      </w:r>
-      <w:proofErr w:type="spellEnd"/>
-      <w:r>
-        <w:t>, GraphQL, etc.</w:t>
+        <w:t>Candidate is allowed to add other components/sub systems, if required; e.g.: database, Kafka, Testcontainers, GraphQL, etc.</w:t>
       </w:r>
     </w:p>
     <w:p>
@@ -5173,13 +5069,8 @@
         </w:numPr>
       </w:pPr>
       <w:r>
-        <w:t xml:space="preserve">4 hours for </w:t>
-      </w:r>
-      <w:proofErr w:type="spellStart"/>
-      <w:r>
-        <w:t>Mid level</w:t>
-      </w:r>
-      <w:proofErr w:type="spellEnd"/>
+        <w:t>4 hours for Mid level</w:t>
+      </w:r>
     </w:p>
     <w:p>
       <w:pPr>
@@ -5254,25 +5145,7 @@
           <w:sz w:val="18"/>
           <w:szCs w:val="20"/>
         </w:rPr>
-        <w:t xml:space="preserve">String </w:t>
-      </w:r>
-      <w:proofErr w:type="gramStart"/>
-      <w:r>
-        <w:rPr>
-          <w:rFonts w:ascii="Courier New" w:hAnsi="Courier New" w:cs="Courier New"/>
-          <w:sz w:val="18"/>
-          <w:szCs w:val="20"/>
-        </w:rPr>
-        <w:t>scramble(</w:t>
-      </w:r>
-      <w:proofErr w:type="gramEnd"/>
-      <w:r>
-        <w:rPr>
-          <w:rFonts w:ascii="Courier New" w:hAnsi="Courier New" w:cs="Courier New"/>
-          <w:sz w:val="18"/>
-          <w:szCs w:val="20"/>
-        </w:rPr>
-        <w:t>String word) {}</w:t>
+        <w:t>String scramble(String word) {}</w:t>
       </w:r>
     </w:p>
     <w:p>
@@ -5294,35 +5167,7 @@
           <w:sz w:val="18"/>
           <w:szCs w:val="20"/>
         </w:rPr>
-        <w:t xml:space="preserve">Collection&lt;String&gt; </w:t>
-      </w:r>
-      <w:proofErr w:type="spellStart"/>
-      <w:proofErr w:type="gramStart"/>
-      <w:r>
-        <w:rPr>
-          <w:rFonts w:ascii="Courier New" w:hAnsi="Courier New" w:cs="Courier New"/>
-          <w:sz w:val="18"/>
-          <w:szCs w:val="20"/>
-        </w:rPr>
-        <w:t>retrievePalindromeWords</w:t>
-      </w:r>
-      <w:proofErr w:type="spellEnd"/>
-      <w:r>
-        <w:rPr>
-          <w:rFonts w:ascii="Courier New" w:hAnsi="Courier New" w:cs="Courier New"/>
-          <w:sz w:val="18"/>
-          <w:szCs w:val="20"/>
-        </w:rPr>
-        <w:t>(</w:t>
-      </w:r>
-      <w:proofErr w:type="gramEnd"/>
-      <w:r>
-        <w:rPr>
-          <w:rFonts w:ascii="Courier New" w:hAnsi="Courier New" w:cs="Courier New"/>
-          <w:sz w:val="18"/>
-          <w:szCs w:val="20"/>
-        </w:rPr>
-        <w:t>) {}</w:t>
+        <w:t>Collection&lt;String&gt; retrievePalindromeWords() {}</w:t>
       </w:r>
     </w:p>
     <w:p>
@@ -5344,35 +5189,7 @@
           <w:sz w:val="18"/>
           <w:szCs w:val="20"/>
         </w:rPr>
-        <w:t xml:space="preserve">String </w:t>
-      </w:r>
-      <w:proofErr w:type="spellStart"/>
-      <w:proofErr w:type="gramStart"/>
-      <w:r>
-        <w:rPr>
-          <w:rFonts w:ascii="Courier New" w:hAnsi="Courier New" w:cs="Courier New"/>
-          <w:sz w:val="18"/>
-          <w:szCs w:val="20"/>
-        </w:rPr>
-        <w:t>pickOneRandomWord</w:t>
-      </w:r>
-      <w:proofErr w:type="spellEnd"/>
-      <w:r>
-        <w:rPr>
-          <w:rFonts w:ascii="Courier New" w:hAnsi="Courier New" w:cs="Courier New"/>
-          <w:sz w:val="18"/>
-          <w:szCs w:val="20"/>
-        </w:rPr>
-        <w:t>(</w:t>
-      </w:r>
-      <w:proofErr w:type="gramEnd"/>
-      <w:r>
-        <w:rPr>
-          <w:rFonts w:ascii="Courier New" w:hAnsi="Courier New" w:cs="Courier New"/>
-          <w:sz w:val="18"/>
-          <w:szCs w:val="20"/>
-        </w:rPr>
-        <w:t>Integer length) {}</w:t>
+        <w:t>String pickOneRandomWord(Integer length) {}</w:t>
       </w:r>
     </w:p>
     <w:p>
@@ -5388,167 +5205,47 @@
           <w:szCs w:val="20"/>
         </w:rPr>
       </w:pPr>
-      <w:proofErr w:type="spellStart"/>
       <w:r>
         <w:rPr>
           <w:rFonts w:ascii="Courier New" w:hAnsi="Courier New" w:cs="Courier New"/>
           <w:sz w:val="18"/>
           <w:szCs w:val="20"/>
         </w:rPr>
-        <w:t>boolean</w:t>
-      </w:r>
-      <w:proofErr w:type="spellEnd"/>
+        <w:t>boolean exists(String word) {}</w:t>
+      </w:r>
+    </w:p>
+    <w:p>
+      <w:pPr>
+        <w:pStyle w:val="ListParagraph"/>
+        <w:numPr>
+          <w:ilvl w:val="1"/>
+          <w:numId w:val="4"/>
+        </w:numPr>
+      </w:pPr>
       <w:r>
         <w:rPr>
           <w:rFonts w:ascii="Courier New" w:hAnsi="Courier New" w:cs="Courier New"/>
           <w:sz w:val="18"/>
           <w:szCs w:val="20"/>
         </w:rPr>
-        <w:t xml:space="preserve"> </w:t>
-      </w:r>
-      <w:proofErr w:type="gramStart"/>
+        <w:t>Collection&lt;String&gt; wordsMatchingPrefix(String prefix) {}</w:t>
+      </w:r>
+    </w:p>
+    <w:p>
+      <w:pPr>
+        <w:pStyle w:val="ListParagraph"/>
+        <w:numPr>
+          <w:ilvl w:val="1"/>
+          <w:numId w:val="4"/>
+        </w:numPr>
+      </w:pPr>
       <w:r>
         <w:rPr>
           <w:rFonts w:ascii="Courier New" w:hAnsi="Courier New" w:cs="Courier New"/>
           <w:sz w:val="18"/>
           <w:szCs w:val="20"/>
         </w:rPr>
-        <w:t>exists(</w:t>
-      </w:r>
-      <w:proofErr w:type="gramEnd"/>
-      <w:r>
-        <w:rPr>
-          <w:rFonts w:ascii="Courier New" w:hAnsi="Courier New" w:cs="Courier New"/>
-          <w:sz w:val="18"/>
-          <w:szCs w:val="20"/>
-        </w:rPr>
-        <w:t>String word) {}</w:t>
-      </w:r>
-    </w:p>
-    <w:p>
-      <w:pPr>
-        <w:pStyle w:val="ListParagraph"/>
-        <w:numPr>
-          <w:ilvl w:val="1"/>
-          <w:numId w:val="4"/>
-        </w:numPr>
-      </w:pPr>
-      <w:r>
-        <w:rPr>
-          <w:rFonts w:ascii="Courier New" w:hAnsi="Courier New" w:cs="Courier New"/>
-          <w:sz w:val="18"/>
-          <w:szCs w:val="20"/>
-        </w:rPr>
-        <w:t xml:space="preserve">Collection&lt;String&gt; </w:t>
-      </w:r>
-      <w:proofErr w:type="spellStart"/>
-      <w:proofErr w:type="gramStart"/>
-      <w:r>
-        <w:rPr>
-          <w:rFonts w:ascii="Courier New" w:hAnsi="Courier New" w:cs="Courier New"/>
-          <w:sz w:val="18"/>
-          <w:szCs w:val="20"/>
-        </w:rPr>
-        <w:t>wordsMatchingPrefix</w:t>
-      </w:r>
-      <w:proofErr w:type="spellEnd"/>
-      <w:r>
-        <w:rPr>
-          <w:rFonts w:ascii="Courier New" w:hAnsi="Courier New" w:cs="Courier New"/>
-          <w:sz w:val="18"/>
-          <w:szCs w:val="20"/>
-        </w:rPr>
-        <w:t>(</w:t>
-      </w:r>
-      <w:proofErr w:type="gramEnd"/>
-      <w:r>
-        <w:rPr>
-          <w:rFonts w:ascii="Courier New" w:hAnsi="Courier New" w:cs="Courier New"/>
-          <w:sz w:val="18"/>
-          <w:szCs w:val="20"/>
-        </w:rPr>
-        <w:t>String prefix) {}</w:t>
-      </w:r>
-    </w:p>
-    <w:p>
-      <w:pPr>
-        <w:pStyle w:val="ListParagraph"/>
-        <w:numPr>
-          <w:ilvl w:val="1"/>
-          <w:numId w:val="4"/>
-        </w:numPr>
-      </w:pPr>
-      <w:r>
-        <w:rPr>
-          <w:rFonts w:ascii="Courier New" w:hAnsi="Courier New" w:cs="Courier New"/>
-          <w:sz w:val="18"/>
-          <w:szCs w:val="20"/>
-        </w:rPr>
-        <w:t xml:space="preserve">Collection&lt;String&gt; </w:t>
-      </w:r>
-      <w:proofErr w:type="spellStart"/>
-      <w:proofErr w:type="gramStart"/>
-      <w:r>
-        <w:rPr>
-          <w:rFonts w:ascii="Courier New" w:hAnsi="Courier New" w:cs="Courier New"/>
-          <w:sz w:val="18"/>
-          <w:szCs w:val="20"/>
-        </w:rPr>
-        <w:t>searchWords</w:t>
-      </w:r>
-      <w:proofErr w:type="spellEnd"/>
-      <w:r>
-        <w:rPr>
-          <w:rFonts w:ascii="Courier New" w:hAnsi="Courier New" w:cs="Courier New"/>
-          <w:sz w:val="18"/>
-          <w:szCs w:val="20"/>
-        </w:rPr>
-        <w:t>(</w:t>
-      </w:r>
-      <w:proofErr w:type="gramEnd"/>
-      <w:r>
-        <w:rPr>
-          <w:rFonts w:ascii="Courier New" w:hAnsi="Courier New" w:cs="Courier New"/>
-          <w:sz w:val="18"/>
-          <w:szCs w:val="20"/>
-        </w:rPr>
-        <w:t xml:space="preserve">Character </w:t>
-      </w:r>
-      <w:proofErr w:type="spellStart"/>
-      <w:r>
-        <w:rPr>
-          <w:rFonts w:ascii="Courier New" w:hAnsi="Courier New" w:cs="Courier New"/>
-          <w:sz w:val="18"/>
-          <w:szCs w:val="20"/>
-        </w:rPr>
-        <w:t>startChar</w:t>
-      </w:r>
-      <w:proofErr w:type="spellEnd"/>
-      <w:r>
-        <w:rPr>
-          <w:rFonts w:ascii="Courier New" w:hAnsi="Courier New" w:cs="Courier New"/>
-          <w:sz w:val="18"/>
-          <w:szCs w:val="20"/>
-        </w:rPr>
-        <w:t xml:space="preserve">, Character </w:t>
-      </w:r>
-      <w:proofErr w:type="spellStart"/>
-      <w:r>
-        <w:rPr>
-          <w:rFonts w:ascii="Courier New" w:hAnsi="Courier New" w:cs="Courier New"/>
-          <w:sz w:val="18"/>
-          <w:szCs w:val="20"/>
-        </w:rPr>
-        <w:t>endChar</w:t>
-      </w:r>
-      <w:proofErr w:type="spellEnd"/>
-      <w:r>
-        <w:rPr>
-          <w:rFonts w:ascii="Courier New" w:hAnsi="Courier New" w:cs="Courier New"/>
-          <w:sz w:val="18"/>
-          <w:szCs w:val="20"/>
-        </w:rPr>
-        <w:t>, Integer length) {}</w:t>
+        <w:t>Collection&lt;String&gt; searchWords(Character startChar, Character endChar, Integer length) {}</w:t>
       </w:r>
     </w:p>
     <w:p>
@@ -5567,48 +5264,7 @@
           <w:rFonts w:ascii="Courier New" w:hAnsi="Courier New" w:cs="Courier New"/>
           <w:sz w:val="18"/>
         </w:rPr>
-        <w:t xml:space="preserve">Collection&lt;String&gt; </w:t>
-      </w:r>
-      <w:proofErr w:type="spellStart"/>
-      <w:proofErr w:type="gramStart"/>
-      <w:r>
-        <w:rPr>
-          <w:rFonts w:ascii="Courier New" w:hAnsi="Courier New" w:cs="Courier New"/>
-          <w:sz w:val="18"/>
-        </w:rPr>
-        <w:t>generateSubWords</w:t>
-      </w:r>
-      <w:proofErr w:type="spellEnd"/>
-      <w:r>
-        <w:rPr>
-          <w:rFonts w:ascii="Courier New" w:hAnsi="Courier New" w:cs="Courier New"/>
-          <w:sz w:val="18"/>
-        </w:rPr>
-        <w:t>(</w:t>
-      </w:r>
-      <w:proofErr w:type="gramEnd"/>
-      <w:r>
-        <w:rPr>
-          <w:rFonts w:ascii="Courier New" w:hAnsi="Courier New" w:cs="Courier New"/>
-          <w:sz w:val="18"/>
-        </w:rPr>
-        <w:t xml:space="preserve">String word, Integer </w:t>
-      </w:r>
-      <w:proofErr w:type="spellStart"/>
-      <w:r>
-        <w:rPr>
-          <w:rFonts w:ascii="Courier New" w:hAnsi="Courier New" w:cs="Courier New"/>
-          <w:sz w:val="18"/>
-        </w:rPr>
-        <w:t>minLength</w:t>
-      </w:r>
-      <w:proofErr w:type="spellEnd"/>
-      <w:r>
-        <w:rPr>
-          <w:rFonts w:ascii="Courier New" w:hAnsi="Courier New" w:cs="Courier New"/>
-          <w:sz w:val="18"/>
-        </w:rPr>
-        <w:t>) {}</w:t>
+        <w:t>Collection&lt;String&gt; generateSubWords(String word, Integer minLength) {}</w:t>
       </w:r>
     </w:p>
     <w:p>
@@ -5647,15 +5303,7 @@
     <w:p/>
     <w:p>
       <w:r>
-        <w:t>After each implementation, manual testing can be done using the provided console-based application. Run the "</w:t>
-      </w:r>
-      <w:proofErr w:type="gramStart"/>
-      <w:r>
-        <w:t>main(</w:t>
-      </w:r>
-      <w:proofErr w:type="gramEnd"/>
-      <w:r>
-        <w:t>)" method in "</w:t>
+        <w:t>After each implementation, manual testing can be done using the provided console-based application. Run the "main()" method in "</w:t>
       </w:r>
       <w:r>
         <w:rPr>
@@ -5747,13 +5395,8 @@
         </w:numPr>
       </w:pPr>
       <w:r>
-        <w:t xml:space="preserve">4 hours for </w:t>
-      </w:r>
-      <w:proofErr w:type="spellStart"/>
-      <w:r>
-        <w:t>Mid level</w:t>
-      </w:r>
-      <w:proofErr w:type="spellEnd"/>
+        <w:t>4 hours for Mid level</w:t>
+      </w:r>
     </w:p>
     <w:p/>
     <w:p>
@@ -5799,30 +5442,12 @@
           <w:rFonts w:ascii="Courier New" w:hAnsi="Courier New" w:cs="Courier New"/>
         </w:rPr>
       </w:pPr>
-      <w:proofErr w:type="spellStart"/>
-      <w:proofErr w:type="gramStart"/>
       <w:r>
         <w:rPr>
           <w:rFonts w:ascii="Courier New" w:hAnsi="Courier New" w:cs="Courier New"/>
           <w:sz w:val="18"/>
         </w:rPr>
-        <w:t>doPostScramble</w:t>
-      </w:r>
-      <w:proofErr w:type="spellEnd"/>
-      <w:r>
-        <w:rPr>
-          <w:rFonts w:ascii="Courier New" w:hAnsi="Courier New" w:cs="Courier New"/>
-          <w:sz w:val="18"/>
-        </w:rPr>
-        <w:t>(</w:t>
-      </w:r>
-      <w:proofErr w:type="gramEnd"/>
-      <w:r>
-        <w:rPr>
-          <w:rFonts w:ascii="Courier New" w:hAnsi="Courier New" w:cs="Courier New"/>
-          <w:sz w:val="18"/>
-        </w:rPr>
-        <w:t>)</w:t>
+        <w:t>doPostScramble()</w:t>
       </w:r>
     </w:p>
     <w:p>
@@ -5836,30 +5461,12 @@
           <w:rFonts w:ascii="Courier New" w:hAnsi="Courier New" w:cs="Courier New"/>
         </w:rPr>
       </w:pPr>
-      <w:proofErr w:type="spellStart"/>
-      <w:proofErr w:type="gramStart"/>
       <w:r>
         <w:rPr>
           <w:rFonts w:ascii="Courier New" w:hAnsi="Courier New" w:cs="Courier New"/>
           <w:sz w:val="18"/>
         </w:rPr>
-        <w:t>doPostExists</w:t>
-      </w:r>
-      <w:proofErr w:type="spellEnd"/>
-      <w:r>
-        <w:rPr>
-          <w:rFonts w:ascii="Courier New" w:hAnsi="Courier New" w:cs="Courier New"/>
-          <w:sz w:val="18"/>
-        </w:rPr>
-        <w:t>(</w:t>
-      </w:r>
-      <w:proofErr w:type="gramEnd"/>
-      <w:r>
-        <w:rPr>
-          <w:rFonts w:ascii="Courier New" w:hAnsi="Courier New" w:cs="Courier New"/>
-          <w:sz w:val="18"/>
-        </w:rPr>
-        <w:t>)</w:t>
+        <w:t>doPostExists()</w:t>
       </w:r>
     </w:p>
     <w:p>
@@ -5873,30 +5480,12 @@
           <w:rFonts w:ascii="Courier New" w:hAnsi="Courier New" w:cs="Courier New"/>
         </w:rPr>
       </w:pPr>
-      <w:proofErr w:type="spellStart"/>
-      <w:proofErr w:type="gramStart"/>
       <w:r>
         <w:rPr>
           <w:rFonts w:ascii="Courier New" w:hAnsi="Courier New" w:cs="Courier New"/>
           <w:sz w:val="18"/>
         </w:rPr>
-        <w:t>doPostPrefix</w:t>
-      </w:r>
-      <w:proofErr w:type="spellEnd"/>
-      <w:r>
-        <w:rPr>
-          <w:rFonts w:ascii="Courier New" w:hAnsi="Courier New" w:cs="Courier New"/>
-          <w:sz w:val="18"/>
-        </w:rPr>
-        <w:t>(</w:t>
-      </w:r>
-      <w:proofErr w:type="gramEnd"/>
-      <w:r>
-        <w:rPr>
-          <w:rFonts w:ascii="Courier New" w:hAnsi="Courier New" w:cs="Courier New"/>
-          <w:sz w:val="18"/>
-        </w:rPr>
-        <w:t>)</w:t>
+        <w:t>doPostPrefix()</w:t>
       </w:r>
     </w:p>
     <w:p>
@@ -5910,30 +5499,12 @@
           <w:rFonts w:ascii="Courier New" w:hAnsi="Courier New" w:cs="Courier New"/>
         </w:rPr>
       </w:pPr>
-      <w:proofErr w:type="spellStart"/>
-      <w:proofErr w:type="gramStart"/>
       <w:r>
         <w:rPr>
           <w:rFonts w:ascii="Courier New" w:hAnsi="Courier New" w:cs="Courier New"/>
           <w:sz w:val="18"/>
         </w:rPr>
-        <w:t>doPostSearch</w:t>
-      </w:r>
-      <w:proofErr w:type="spellEnd"/>
-      <w:r>
-        <w:rPr>
-          <w:rFonts w:ascii="Courier New" w:hAnsi="Courier New" w:cs="Courier New"/>
-          <w:sz w:val="18"/>
-        </w:rPr>
-        <w:t>(</w:t>
-      </w:r>
-      <w:proofErr w:type="gramEnd"/>
-      <w:r>
-        <w:rPr>
-          <w:rFonts w:ascii="Courier New" w:hAnsi="Courier New" w:cs="Courier New"/>
-          <w:sz w:val="18"/>
-        </w:rPr>
-        <w:t>)</w:t>
+        <w:t>doPostSearch()</w:t>
       </w:r>
     </w:p>
     <w:p>
@@ -5947,30 +5518,12 @@
           <w:rFonts w:ascii="Courier New" w:hAnsi="Courier New" w:cs="Courier New"/>
         </w:rPr>
       </w:pPr>
-      <w:proofErr w:type="spellStart"/>
-      <w:proofErr w:type="gramStart"/>
       <w:r>
         <w:rPr>
           <w:rFonts w:ascii="Courier New" w:hAnsi="Courier New" w:cs="Courier New"/>
           <w:sz w:val="18"/>
         </w:rPr>
-        <w:t>doPostSubWords</w:t>
-      </w:r>
-      <w:proofErr w:type="spellEnd"/>
-      <w:r>
-        <w:rPr>
-          <w:rFonts w:ascii="Courier New" w:hAnsi="Courier New" w:cs="Courier New"/>
-          <w:sz w:val="18"/>
-        </w:rPr>
-        <w:t>(</w:t>
-      </w:r>
-      <w:proofErr w:type="gramEnd"/>
-      <w:r>
-        <w:rPr>
-          <w:rFonts w:ascii="Courier New" w:hAnsi="Courier New" w:cs="Courier New"/>
-          <w:sz w:val="18"/>
-        </w:rPr>
-        <w:t>)</w:t>
+        <w:t>doPostSubWords()</w:t>
       </w:r>
     </w:p>
     <w:p>
@@ -6026,30 +5579,12 @@
           <w:rFonts w:ascii="Courier New" w:hAnsi="Courier New" w:cs="Courier New"/>
         </w:rPr>
       </w:pPr>
-      <w:proofErr w:type="spellStart"/>
-      <w:proofErr w:type="gramStart"/>
       <w:r>
         <w:rPr>
           <w:rFonts w:ascii="Courier New" w:hAnsi="Courier New" w:cs="Courier New"/>
           <w:sz w:val="18"/>
         </w:rPr>
-        <w:t>doGetNew</w:t>
-      </w:r>
-      <w:proofErr w:type="spellEnd"/>
-      <w:r>
-        <w:rPr>
-          <w:rFonts w:ascii="Courier New" w:hAnsi="Courier New" w:cs="Courier New"/>
-          <w:sz w:val="18"/>
-        </w:rPr>
-        <w:t>(</w:t>
-      </w:r>
-      <w:proofErr w:type="gramEnd"/>
-      <w:r>
-        <w:rPr>
-          <w:rFonts w:ascii="Courier New" w:hAnsi="Courier New" w:cs="Courier New"/>
-          <w:sz w:val="18"/>
-        </w:rPr>
-        <w:t>)</w:t>
+        <w:t>doGetNew()</w:t>
       </w:r>
     </w:p>
     <w:p>
@@ -6063,30 +5598,12 @@
           <w:rFonts w:ascii="Courier New" w:hAnsi="Courier New" w:cs="Courier New"/>
         </w:rPr>
       </w:pPr>
-      <w:proofErr w:type="spellStart"/>
-      <w:proofErr w:type="gramStart"/>
       <w:r>
         <w:rPr>
           <w:rFonts w:ascii="Courier New" w:hAnsi="Courier New" w:cs="Courier New"/>
           <w:sz w:val="18"/>
         </w:rPr>
-        <w:t>doPostPlay</w:t>
-      </w:r>
-      <w:proofErr w:type="spellEnd"/>
-      <w:r>
-        <w:rPr>
-          <w:rFonts w:ascii="Courier New" w:hAnsi="Courier New" w:cs="Courier New"/>
-          <w:sz w:val="18"/>
-        </w:rPr>
-        <w:t>(</w:t>
-      </w:r>
-      <w:proofErr w:type="gramEnd"/>
-      <w:r>
-        <w:rPr>
-          <w:rFonts w:ascii="Courier New" w:hAnsi="Courier New" w:cs="Courier New"/>
-          <w:sz w:val="18"/>
-        </w:rPr>
-        <w:t>)</w:t>
+        <w:t>doPostPlay()</w:t>
       </w:r>
     </w:p>
     <w:p>
@@ -6269,13 +5786,8 @@
         </w:numPr>
       </w:pPr>
       <w:r>
-        <w:t xml:space="preserve">4 hours for </w:t>
-      </w:r>
-      <w:proofErr w:type="spellStart"/>
-      <w:r>
-        <w:t>Mid level</w:t>
-      </w:r>
-      <w:proofErr w:type="spellEnd"/>
+        <w:t>4 hours for Mid level</w:t>
+      </w:r>
     </w:p>
     <w:p/>
     <w:p>
@@ -6309,22 +5821,12 @@
       <w:r>
         <w:t>". Each method will have requirements written in Javadoc section and comment section inside method body. The specification ("</w:t>
       </w:r>
-      <w:proofErr w:type="spellStart"/>
       <w:r>
         <w:rPr>
           <w:shd w:val="pct15" w:color="auto" w:fill="FFFFFF"/>
         </w:rPr>
-        <w:t>api-</w:t>
-      </w:r>
-      <w:proofErr w:type="gramStart"/>
-      <w:r>
-        <w:rPr>
-          <w:shd w:val="pct15" w:color="auto" w:fill="FFFFFF"/>
-        </w:rPr>
-        <w:t>docs.yaml</w:t>
-      </w:r>
-      <w:proofErr w:type="spellEnd"/>
-      <w:proofErr w:type="gramEnd"/>
+        <w:t>api-docs.yaml</w:t>
+      </w:r>
       <w:r>
         <w:t xml:space="preserve">") in </w:t>
       </w:r>
@@ -6337,15 +5839,7 @@
         </w:r>
       </w:hyperlink>
       <w:r>
-        <w:t xml:space="preserve"> format, can be viewed from "http://localhost:8080/</w:t>
-      </w:r>
-      <w:proofErr w:type="spellStart"/>
-      <w:r>
-        <w:t>api</w:t>
-      </w:r>
-      <w:proofErr w:type="spellEnd"/>
-      <w:r>
-        <w:t>-docs".</w:t>
+        <w:t xml:space="preserve"> format, can be viewed from "http://localhost:8080/api-docs".</w:t>
       </w:r>
     </w:p>
     <w:p>
@@ -6359,62 +5853,12 @@
           <w:rFonts w:ascii="Courier New" w:hAnsi="Courier New" w:cs="Courier New"/>
         </w:rPr>
       </w:pPr>
-      <w:proofErr w:type="spellStart"/>
       <w:r>
         <w:rPr>
           <w:rFonts w:ascii="Courier New" w:hAnsi="Courier New" w:cs="Courier New"/>
           <w:sz w:val="18"/>
         </w:rPr>
-        <w:t>ResponseEntity</w:t>
-      </w:r>
-      <w:proofErr w:type="spellEnd"/>
-      <w:r>
-        <w:rPr>
-          <w:rFonts w:ascii="Courier New" w:hAnsi="Courier New" w:cs="Courier New"/>
-          <w:sz w:val="18"/>
-        </w:rPr>
-        <w:t>&lt;</w:t>
-      </w:r>
-      <w:proofErr w:type="spellStart"/>
-      <w:r>
-        <w:rPr>
-          <w:rFonts w:ascii="Courier New" w:hAnsi="Courier New" w:cs="Courier New"/>
-          <w:sz w:val="18"/>
-        </w:rPr>
-        <w:t>GameGuessOutput</w:t>
-      </w:r>
-      <w:proofErr w:type="spellEnd"/>
-      <w:r>
-        <w:rPr>
-          <w:rFonts w:ascii="Courier New" w:hAnsi="Courier New" w:cs="Courier New"/>
-          <w:sz w:val="18"/>
-        </w:rPr>
-        <w:t xml:space="preserve">&gt; </w:t>
-      </w:r>
-      <w:proofErr w:type="spellStart"/>
-      <w:proofErr w:type="gramStart"/>
-      <w:r>
-        <w:rPr>
-          <w:rFonts w:ascii="Courier New" w:hAnsi="Courier New" w:cs="Courier New"/>
-          <w:sz w:val="18"/>
-        </w:rPr>
-        <w:t>newGame</w:t>
-      </w:r>
-      <w:proofErr w:type="spellEnd"/>
-      <w:r>
-        <w:rPr>
-          <w:rFonts w:ascii="Courier New" w:hAnsi="Courier New" w:cs="Courier New"/>
-          <w:sz w:val="18"/>
-        </w:rPr>
-        <w:t>(</w:t>
-      </w:r>
-      <w:proofErr w:type="gramEnd"/>
-      <w:r>
-        <w:rPr>
-          <w:rFonts w:ascii="Courier New" w:hAnsi="Courier New" w:cs="Courier New"/>
-          <w:sz w:val="18"/>
-        </w:rPr>
-        <w:t>) {}</w:t>
+        <w:t>ResponseEntity&lt;GameGuessOutput&gt; newGame() {}</w:t>
       </w:r>
     </w:p>
     <w:p>
@@ -6428,94 +5872,12 @@
           <w:rFonts w:ascii="Courier New" w:hAnsi="Courier New" w:cs="Courier New"/>
         </w:rPr>
       </w:pPr>
-      <w:proofErr w:type="spellStart"/>
       <w:r>
         <w:rPr>
           <w:rFonts w:ascii="Courier New" w:hAnsi="Courier New" w:cs="Courier New"/>
           <w:sz w:val="18"/>
         </w:rPr>
-        <w:t>ResponseEntity</w:t>
-      </w:r>
-      <w:proofErr w:type="spellEnd"/>
-      <w:r>
-        <w:rPr>
-          <w:rFonts w:ascii="Courier New" w:hAnsi="Courier New" w:cs="Courier New"/>
-          <w:sz w:val="18"/>
-        </w:rPr>
-        <w:t>&lt;</w:t>
-      </w:r>
-      <w:proofErr w:type="spellStart"/>
-      <w:r>
-        <w:rPr>
-          <w:rFonts w:ascii="Courier New" w:hAnsi="Courier New" w:cs="Courier New"/>
-          <w:sz w:val="18"/>
-        </w:rPr>
-        <w:t>GameGuessOutput</w:t>
-      </w:r>
-      <w:proofErr w:type="spellEnd"/>
-      <w:r>
-        <w:rPr>
-          <w:rFonts w:ascii="Courier New" w:hAnsi="Courier New" w:cs="Courier New"/>
-          <w:sz w:val="18"/>
-        </w:rPr>
-        <w:t xml:space="preserve">&gt; </w:t>
-      </w:r>
-      <w:proofErr w:type="spellStart"/>
-      <w:proofErr w:type="gramStart"/>
-      <w:r>
-        <w:rPr>
-          <w:rFonts w:ascii="Courier New" w:hAnsi="Courier New" w:cs="Courier New"/>
-          <w:sz w:val="18"/>
-        </w:rPr>
-        <w:t>playGame</w:t>
-      </w:r>
-      <w:proofErr w:type="spellEnd"/>
-      <w:r>
-        <w:rPr>
-          <w:rFonts w:ascii="Courier New" w:hAnsi="Courier New" w:cs="Courier New"/>
-          <w:sz w:val="18"/>
-        </w:rPr>
-        <w:t>(</w:t>
-      </w:r>
-      <w:proofErr w:type="gramEnd"/>
-      <w:r>
-        <w:rPr>
-          <w:rFonts w:ascii="Courier New" w:hAnsi="Courier New" w:cs="Courier New"/>
-          <w:sz w:val="18"/>
-        </w:rPr>
-        <w:t>@</w:t>
-      </w:r>
-      <w:proofErr w:type="spellStart"/>
-      <w:r>
-        <w:rPr>
-          <w:rFonts w:ascii="Courier New" w:hAnsi="Courier New" w:cs="Courier New"/>
-          <w:sz w:val="18"/>
-        </w:rPr>
-        <w:t>RequestBody</w:t>
-      </w:r>
-      <w:proofErr w:type="spellEnd"/>
-      <w:r>
-        <w:rPr>
-          <w:rFonts w:ascii="Courier New" w:hAnsi="Courier New" w:cs="Courier New"/>
-          <w:sz w:val="18"/>
-        </w:rPr>
-        <w:t xml:space="preserve"> </w:t>
-      </w:r>
-      <w:proofErr w:type="spellStart"/>
-      <w:r>
-        <w:rPr>
-          <w:rFonts w:ascii="Courier New" w:hAnsi="Courier New" w:cs="Courier New"/>
-          <w:sz w:val="18"/>
-        </w:rPr>
-        <w:t>GameGuessInput</w:t>
-      </w:r>
-      <w:proofErr w:type="spellEnd"/>
-      <w:r>
-        <w:rPr>
-          <w:rFonts w:ascii="Courier New" w:hAnsi="Courier New" w:cs="Courier New"/>
-          <w:sz w:val="18"/>
-        </w:rPr>
-        <w:t xml:space="preserve"> input) {}</w:t>
+        <w:t>ResponseEntity&lt;GameGuessOutput&gt; playGame(@RequestBody GameGuessInput input) {}</w:t>
       </w:r>
     </w:p>
     <w:p>
@@ -6527,15 +5889,7 @@
         </w:numPr>
       </w:pPr>
       <w:r>
-        <w:t>Must validate all the input of request body ("</w:t>
-      </w:r>
-      <w:proofErr w:type="spellStart"/>
-      <w:r>
-        <w:t>GameGuessInput</w:t>
-      </w:r>
-      <w:proofErr w:type="spellEnd"/>
-      <w:r>
-        <w:t>") properly.</w:t>
+        <w:t>Must validate all the input of request body ("GameGuessInput") properly.</w:t>
       </w:r>
     </w:p>
     <w:p>
@@ -6570,37 +5924,12 @@
           <w:rFonts w:ascii="Courier New" w:hAnsi="Courier New" w:cs="Courier New"/>
         </w:rPr>
       </w:pPr>
-      <w:proofErr w:type="spellStart"/>
       <w:r>
         <w:rPr>
           <w:rFonts w:ascii="Courier New" w:hAnsi="Courier New" w:cs="Courier New"/>
           <w:sz w:val="18"/>
         </w:rPr>
-        <w:t>whenCreateNewGame_</w:t>
-      </w:r>
-      <w:proofErr w:type="gramStart"/>
-      <w:r>
-        <w:rPr>
-          <w:rFonts w:ascii="Courier New" w:hAnsi="Courier New" w:cs="Courier New"/>
-          <w:sz w:val="18"/>
-        </w:rPr>
-        <w:t>thenSuccess</w:t>
-      </w:r>
-      <w:proofErr w:type="spellEnd"/>
-      <w:r>
-        <w:rPr>
-          <w:rFonts w:ascii="Courier New" w:hAnsi="Courier New" w:cs="Courier New"/>
-          <w:sz w:val="18"/>
-        </w:rPr>
-        <w:t>(</w:t>
-      </w:r>
-      <w:proofErr w:type="gramEnd"/>
-      <w:r>
-        <w:rPr>
-          <w:rFonts w:ascii="Courier New" w:hAnsi="Courier New" w:cs="Courier New"/>
-          <w:sz w:val="18"/>
-        </w:rPr>
-        <w:t>)</w:t>
+        <w:t>whenCreateNewGame_thenSuccess()</w:t>
       </w:r>
     </w:p>
     <w:p>
@@ -6614,37 +5943,12 @@
           <w:rFonts w:ascii="Courier New" w:hAnsi="Courier New" w:cs="Courier New"/>
         </w:rPr>
       </w:pPr>
-      <w:proofErr w:type="spellStart"/>
       <w:r>
         <w:rPr>
           <w:rFonts w:ascii="Courier New" w:hAnsi="Courier New" w:cs="Courier New"/>
           <w:sz w:val="18"/>
         </w:rPr>
-        <w:t>givenMissingId_whenPlayGame_</w:t>
-      </w:r>
-      <w:proofErr w:type="gramStart"/>
-      <w:r>
-        <w:rPr>
-          <w:rFonts w:ascii="Courier New" w:hAnsi="Courier New" w:cs="Courier New"/>
-          <w:sz w:val="18"/>
-        </w:rPr>
-        <w:t>thenInvalidId</w:t>
-      </w:r>
-      <w:proofErr w:type="spellEnd"/>
-      <w:r>
-        <w:rPr>
-          <w:rFonts w:ascii="Courier New" w:hAnsi="Courier New" w:cs="Courier New"/>
-          <w:sz w:val="18"/>
-        </w:rPr>
-        <w:t>(</w:t>
-      </w:r>
-      <w:proofErr w:type="gramEnd"/>
-      <w:r>
-        <w:rPr>
-          <w:rFonts w:ascii="Courier New" w:hAnsi="Courier New" w:cs="Courier New"/>
-          <w:sz w:val="18"/>
-        </w:rPr>
-        <w:t>)</w:t>
+        <w:t>givenMissingId_whenPlayGame_thenInvalidId()</w:t>
       </w:r>
     </w:p>
     <w:p>
@@ -6658,37 +5962,12 @@
           <w:rFonts w:ascii="Courier New" w:hAnsi="Courier New" w:cs="Courier New"/>
         </w:rPr>
       </w:pPr>
-      <w:proofErr w:type="spellStart"/>
       <w:r>
         <w:rPr>
           <w:rFonts w:ascii="Courier New" w:hAnsi="Courier New" w:cs="Courier New"/>
           <w:sz w:val="18"/>
         </w:rPr>
-        <w:t>givenMissingRecord_whenPlayGame_</w:t>
-      </w:r>
-      <w:proofErr w:type="gramStart"/>
-      <w:r>
-        <w:rPr>
-          <w:rFonts w:ascii="Courier New" w:hAnsi="Courier New" w:cs="Courier New"/>
-          <w:sz w:val="18"/>
-        </w:rPr>
-        <w:t>thenRecordNotFound</w:t>
-      </w:r>
-      <w:proofErr w:type="spellEnd"/>
-      <w:r>
-        <w:rPr>
-          <w:rFonts w:ascii="Courier New" w:hAnsi="Courier New" w:cs="Courier New"/>
-          <w:sz w:val="18"/>
-        </w:rPr>
-        <w:t>(</w:t>
-      </w:r>
-      <w:proofErr w:type="gramEnd"/>
-      <w:r>
-        <w:rPr>
-          <w:rFonts w:ascii="Courier New" w:hAnsi="Courier New" w:cs="Courier New"/>
-          <w:sz w:val="18"/>
-        </w:rPr>
-        <w:t>)</w:t>
+        <w:t>givenMissingRecord_whenPlayGame_thenRecordNotFound()</w:t>
       </w:r>
     </w:p>
     <w:p>
@@ -6702,37 +5981,12 @@
           <w:rFonts w:ascii="Courier New" w:hAnsi="Courier New" w:cs="Courier New"/>
         </w:rPr>
       </w:pPr>
-      <w:proofErr w:type="spellStart"/>
       <w:r>
         <w:rPr>
           <w:rFonts w:ascii="Courier New" w:hAnsi="Courier New" w:cs="Courier New"/>
           <w:sz w:val="18"/>
         </w:rPr>
-        <w:t>givenCreateNewGame_whenSubmiNullWord_</w:t>
-      </w:r>
-      <w:proofErr w:type="gramStart"/>
-      <w:r>
-        <w:rPr>
-          <w:rFonts w:ascii="Courier New" w:hAnsi="Courier New" w:cs="Courier New"/>
-          <w:sz w:val="18"/>
-        </w:rPr>
-        <w:t>thenGuessedIncorrectly</w:t>
-      </w:r>
-      <w:proofErr w:type="spellEnd"/>
-      <w:r>
-        <w:rPr>
-          <w:rFonts w:ascii="Courier New" w:hAnsi="Courier New" w:cs="Courier New"/>
-          <w:sz w:val="18"/>
-        </w:rPr>
-        <w:t>(</w:t>
-      </w:r>
-      <w:proofErr w:type="gramEnd"/>
-      <w:r>
-        <w:rPr>
-          <w:rFonts w:ascii="Courier New" w:hAnsi="Courier New" w:cs="Courier New"/>
-          <w:sz w:val="18"/>
-        </w:rPr>
-        <w:t>)</w:t>
+        <w:t>givenCreateNewGame_whenSubmiNullWord_thenGuessedIncorrectly()</w:t>
       </w:r>
     </w:p>
     <w:p>
@@ -6746,37 +6000,12 @@
           <w:rFonts w:ascii="Courier New" w:hAnsi="Courier New" w:cs="Courier New"/>
         </w:rPr>
       </w:pPr>
-      <w:proofErr w:type="spellStart"/>
       <w:r>
         <w:rPr>
           <w:rFonts w:ascii="Courier New" w:hAnsi="Courier New" w:cs="Courier New"/>
           <w:sz w:val="18"/>
         </w:rPr>
-        <w:t>givenCreateNewGame_whenSubmitWrongWord_</w:t>
-      </w:r>
-      <w:proofErr w:type="gramStart"/>
-      <w:r>
-        <w:rPr>
-          <w:rFonts w:ascii="Courier New" w:hAnsi="Courier New" w:cs="Courier New"/>
-          <w:sz w:val="18"/>
-        </w:rPr>
-        <w:t>thenGuessedIncorrectly</w:t>
-      </w:r>
-      <w:proofErr w:type="spellEnd"/>
-      <w:r>
-        <w:rPr>
-          <w:rFonts w:ascii="Courier New" w:hAnsi="Courier New" w:cs="Courier New"/>
-          <w:sz w:val="18"/>
-        </w:rPr>
-        <w:t>(</w:t>
-      </w:r>
-      <w:proofErr w:type="gramEnd"/>
-      <w:r>
-        <w:rPr>
-          <w:rFonts w:ascii="Courier New" w:hAnsi="Courier New" w:cs="Courier New"/>
-          <w:sz w:val="18"/>
-        </w:rPr>
-        <w:t>)</w:t>
+        <w:t>givenCreateNewGame_whenSubmitWrongWord_thenGuessedIncorrectly()</w:t>
       </w:r>
     </w:p>
     <w:p>
@@ -6795,23 +6024,7 @@
           <w:rFonts w:ascii="Courier New" w:hAnsi="Courier New" w:cs="Courier New"/>
           <w:sz w:val="18"/>
         </w:rPr>
-        <w:t>givenCreateNewGame_whenSubmitFirstCorrectWord_</w:t>
-      </w:r>
-      <w:proofErr w:type="gramStart"/>
-      <w:r>
-        <w:rPr>
-          <w:rFonts w:ascii="Courier New" w:hAnsi="Courier New" w:cs="Courier New"/>
-          <w:sz w:val="18"/>
-        </w:rPr>
-        <w:t>thenGuessedCorrectly(</w:t>
-      </w:r>
-      <w:proofErr w:type="gramEnd"/>
-      <w:r>
-        <w:rPr>
-          <w:rFonts w:ascii="Courier New" w:hAnsi="Courier New" w:cs="Courier New"/>
-          <w:sz w:val="18"/>
-        </w:rPr>
-        <w:t>)</w:t>
+        <w:t>givenCreateNewGame_whenSubmitFirstCorrectWord_thenGuessedCorrectly()</w:t>
       </w:r>
     </w:p>
     <w:p>
@@ -6825,37 +6038,12 @@
           <w:rFonts w:ascii="Courier New" w:hAnsi="Courier New" w:cs="Courier New"/>
         </w:rPr>
       </w:pPr>
-      <w:proofErr w:type="spellStart"/>
       <w:r>
         <w:rPr>
           <w:rFonts w:ascii="Courier New" w:hAnsi="Courier New" w:cs="Courier New"/>
           <w:sz w:val="18"/>
         </w:rPr>
-        <w:t>givenCreateNewGame_whenSubmitAllCorrectWord_</w:t>
-      </w:r>
-      <w:proofErr w:type="gramStart"/>
-      <w:r>
-        <w:rPr>
-          <w:rFonts w:ascii="Courier New" w:hAnsi="Courier New" w:cs="Courier New"/>
-          <w:sz w:val="18"/>
-        </w:rPr>
-        <w:t>thenAllGuessed</w:t>
-      </w:r>
-      <w:proofErr w:type="spellEnd"/>
-      <w:r>
-        <w:rPr>
-          <w:rFonts w:ascii="Courier New" w:hAnsi="Courier New" w:cs="Courier New"/>
-          <w:sz w:val="18"/>
-        </w:rPr>
-        <w:t>(</w:t>
-      </w:r>
-      <w:proofErr w:type="gramEnd"/>
-      <w:r>
-        <w:rPr>
-          <w:rFonts w:ascii="Courier New" w:hAnsi="Courier New" w:cs="Courier New"/>
-          <w:sz w:val="18"/>
-        </w:rPr>
-        <w:t>)</w:t>
+        <w:t>givenCreateNewGame_whenSubmitAllCorrectWord_thenAllGuessed()</w:t>
       </w:r>
     </w:p>
     <w:p>
@@ -6882,15 +6070,7 @@
     <w:p/>
     <w:p>
       <w:r>
-        <w:t>Visit "http://localhost:8080/swagger-</w:t>
-      </w:r>
-      <w:proofErr w:type="spellStart"/>
-      <w:r>
-        <w:t>ui</w:t>
-      </w:r>
-      <w:proofErr w:type="spellEnd"/>
-      <w:r>
-        <w:t>/index.html" which auto generate a UI interface to test the REST API functionalities. Refer to the dropdown of the "</w:t>
+        <w:t>Visit "http://localhost:8080/swagger-ui/index.html" which auto generate a UI interface to test the REST API functionalities. Refer to the dropdown of the "</w:t>
       </w:r>
       <w:r>
         <w:rPr>
@@ -6908,7 +6088,7 @@
           <w:noProof/>
         </w:rPr>
         <w:drawing>
-          <wp:anchor distT="0" distB="0" distL="0" distR="0" simplePos="0" relativeHeight="251658752" behindDoc="0" locked="0" layoutInCell="0" allowOverlap="1">
+          <wp:anchor distT="0" distB="0" distL="0" distR="0" simplePos="0" relativeHeight="251658752" behindDoc="0" locked="0" layoutInCell="0" allowOverlap="1" wp14:anchorId="569ABB15" wp14:editId="0907F97C">
             <wp:simplePos x="0" y="0"/>
             <wp:positionH relativeFrom="column">
               <wp:posOffset>676275</wp:posOffset>
@@ -6975,28 +6155,12 @@
       <w:r>
         <w:t>Candidate may use the provided collection file ("</w:t>
       </w:r>
-      <w:proofErr w:type="spellStart"/>
       <w:r>
         <w:rPr>
           <w:shd w:val="pct15" w:color="auto" w:fill="FFFFFF"/>
         </w:rPr>
-        <w:t>interviewq-</w:t>
-      </w:r>
-      <w:proofErr w:type="gramStart"/>
-      <w:r>
-        <w:rPr>
-          <w:shd w:val="pct15" w:color="auto" w:fill="FFFFFF"/>
-        </w:rPr>
-        <w:t>jumble.postman</w:t>
-      </w:r>
-      <w:proofErr w:type="gramEnd"/>
-      <w:r>
-        <w:rPr>
-          <w:shd w:val="pct15" w:color="auto" w:fill="FFFFFF"/>
-        </w:rPr>
-        <w:t>_collection.json</w:t>
-      </w:r>
-      <w:proofErr w:type="spellEnd"/>
+        <w:t>interviewq-jumble.postman_collection.json</w:t>
+      </w:r>
       <w:r>
         <w:t xml:space="preserve">") and import into </w:t>
       </w:r>
@@ -7096,13 +6260,8 @@
         </w:numPr>
       </w:pPr>
       <w:r>
-        <w:t xml:space="preserve">8 hours for </w:t>
-      </w:r>
-      <w:proofErr w:type="spellStart"/>
-      <w:r>
-        <w:t>Mid level</w:t>
-      </w:r>
-      <w:proofErr w:type="spellEnd"/>
+        <w:t>8 hours for Mid level</w:t>
+      </w:r>
     </w:p>
     <w:p/>
     <w:p>
@@ -7233,14 +6392,12 @@
         </w:numPr>
       </w:pPr>
       <w:hyperlink r:id="rId23">
-        <w:proofErr w:type="spellStart"/>
         <w:r>
           <w:rPr>
             <w:rStyle w:val="Hyperlink"/>
           </w:rPr>
           <w:t>Bulma</w:t>
         </w:r>
-        <w:proofErr w:type="spellEnd"/>
       </w:hyperlink>
     </w:p>
     <w:p/>
@@ -7376,14 +6533,12 @@
         <w:t xml:space="preserve">, </w:t>
       </w:r>
       <w:hyperlink r:id="rId26">
-        <w:proofErr w:type="spellStart"/>
         <w:r>
           <w:rPr>
             <w:rStyle w:val="Hyperlink"/>
           </w:rPr>
           <w:t>Vitest</w:t>
         </w:r>
-        <w:proofErr w:type="spellEnd"/>
       </w:hyperlink>
       <w:r>
         <w:t>), to verify the game mechanics.</w:t>
@@ -7544,7 +6699,6 @@
             <w:r>
               <w:rPr>
                 <w:rFonts w:eastAsia="Calibri"/>
-                <w:lang w:eastAsia="en-US"/>
               </w:rPr>
               <w:t>Task</w:t>
             </w:r>
@@ -7565,7 +6719,6 @@
             <w:r>
               <w:rPr>
                 <w:rFonts w:eastAsia="Calibri"/>
-                <w:lang w:eastAsia="en-US"/>
               </w:rPr>
               <w:t>Sub Task</w:t>
             </w:r>
@@ -7586,7 +6739,6 @@
             <w:r>
               <w:rPr>
                 <w:rFonts w:eastAsia="Calibri"/>
-                <w:lang w:eastAsia="en-US"/>
               </w:rPr>
               <w:t>Point (0-5)</w:t>
             </w:r>
@@ -7607,7 +6759,6 @@
             <w:r>
               <w:rPr>
                 <w:rFonts w:eastAsia="Calibri"/>
-                <w:lang w:eastAsia="en-US"/>
               </w:rPr>
               <w:t>Remarks</w:t>
             </w:r>
@@ -7629,7 +6780,6 @@
             <w:r>
               <w:rPr>
                 <w:rFonts w:eastAsia="Calibri"/>
-                <w:lang w:eastAsia="en-US"/>
               </w:rPr>
               <w:t>Task A</w:t>
             </w:r>
@@ -7645,15 +6795,12 @@
                 <w:rFonts w:eastAsia="Calibri"/>
               </w:rPr>
             </w:pPr>
-            <w:proofErr w:type="spellStart"/>
-            <w:r>
-              <w:rPr>
-                <w:rFonts w:eastAsia="Calibri"/>
-                <w:lang w:eastAsia="en-US"/>
+            <w:r>
+              <w:rPr>
+                <w:rFonts w:eastAsia="Calibri"/>
               </w:rPr>
               <w:t>Engine#scramble</w:t>
             </w:r>
-            <w:proofErr w:type="spellEnd"/>
           </w:p>
         </w:tc>
         <w:tc>
@@ -7706,15 +6853,12 @@
                 <w:rFonts w:eastAsia="Calibri"/>
               </w:rPr>
             </w:pPr>
-            <w:proofErr w:type="spellStart"/>
-            <w:r>
-              <w:rPr>
-                <w:rFonts w:eastAsia="Calibri"/>
-                <w:lang w:eastAsia="en-US"/>
+            <w:r>
+              <w:rPr>
+                <w:rFonts w:eastAsia="Calibri"/>
               </w:rPr>
               <w:t>Engine#palindrome</w:t>
             </w:r>
-            <w:proofErr w:type="spellEnd"/>
           </w:p>
         </w:tc>
         <w:tc>
@@ -7767,15 +6911,12 @@
                 <w:rFonts w:eastAsia="Calibri"/>
               </w:rPr>
             </w:pPr>
-            <w:proofErr w:type="spellStart"/>
-            <w:r>
-              <w:rPr>
-                <w:rFonts w:eastAsia="Calibri"/>
-                <w:lang w:eastAsia="en-US"/>
+            <w:r>
+              <w:rPr>
+                <w:rFonts w:eastAsia="Calibri"/>
               </w:rPr>
               <w:t>Engine#randomWord</w:t>
             </w:r>
-            <w:proofErr w:type="spellEnd"/>
           </w:p>
         </w:tc>
         <w:tc>
@@ -7828,15 +6969,12 @@
                 <w:rFonts w:eastAsia="Calibri"/>
               </w:rPr>
             </w:pPr>
-            <w:proofErr w:type="spellStart"/>
-            <w:r>
-              <w:rPr>
-                <w:rFonts w:eastAsia="Calibri"/>
-                <w:lang w:eastAsia="en-US"/>
+            <w:r>
+              <w:rPr>
+                <w:rFonts w:eastAsia="Calibri"/>
               </w:rPr>
               <w:t>Engine#wordExists</w:t>
             </w:r>
-            <w:proofErr w:type="spellEnd"/>
           </w:p>
         </w:tc>
         <w:tc>
@@ -7889,15 +7027,12 @@
                 <w:rFonts w:eastAsia="Calibri"/>
               </w:rPr>
             </w:pPr>
-            <w:proofErr w:type="spellStart"/>
-            <w:r>
-              <w:rPr>
-                <w:rFonts w:eastAsia="Calibri"/>
-                <w:lang w:eastAsia="en-US"/>
+            <w:r>
+              <w:rPr>
+                <w:rFonts w:eastAsia="Calibri"/>
               </w:rPr>
               <w:t>Engine#wordsMatchPrefix</w:t>
             </w:r>
-            <w:proofErr w:type="spellEnd"/>
           </w:p>
         </w:tc>
         <w:tc>
@@ -7950,15 +7085,12 @@
                 <w:rFonts w:eastAsia="Calibri"/>
               </w:rPr>
             </w:pPr>
-            <w:proofErr w:type="spellStart"/>
-            <w:r>
-              <w:rPr>
-                <w:rFonts w:eastAsia="Calibri"/>
-                <w:lang w:eastAsia="en-US"/>
+            <w:r>
+              <w:rPr>
+                <w:rFonts w:eastAsia="Calibri"/>
               </w:rPr>
               <w:t>Engine#searchWords</w:t>
             </w:r>
-            <w:proofErr w:type="spellEnd"/>
           </w:p>
         </w:tc>
         <w:tc>
@@ -8011,15 +7143,12 @@
                 <w:rFonts w:eastAsia="Calibri"/>
               </w:rPr>
             </w:pPr>
-            <w:proofErr w:type="spellStart"/>
-            <w:r>
-              <w:rPr>
-                <w:rFonts w:eastAsia="Calibri"/>
-                <w:lang w:eastAsia="en-US"/>
+            <w:r>
+              <w:rPr>
+                <w:rFonts w:eastAsia="Calibri"/>
               </w:rPr>
               <w:t>Engine#generateSubWords</w:t>
             </w:r>
-            <w:proofErr w:type="spellEnd"/>
           </w:p>
         </w:tc>
         <w:tc>
@@ -8072,15 +7201,12 @@
                 <w:rFonts w:eastAsia="Calibri"/>
               </w:rPr>
             </w:pPr>
-            <w:proofErr w:type="spellStart"/>
-            <w:r>
-              <w:rPr>
-                <w:rFonts w:eastAsia="Calibri"/>
-                <w:lang w:eastAsia="en-US"/>
+            <w:r>
+              <w:rPr>
+                <w:rFonts w:eastAsia="Calibri"/>
               </w:rPr>
               <w:t>JumbleEngineTest</w:t>
             </w:r>
-            <w:proofErr w:type="spellEnd"/>
           </w:p>
         </w:tc>
         <w:tc>
@@ -8124,7 +7250,6 @@
             <w:r>
               <w:rPr>
                 <w:rFonts w:eastAsia="Calibri"/>
-                <w:lang w:eastAsia="en-US"/>
               </w:rPr>
               <w:t>Task B</w:t>
             </w:r>
@@ -8140,15 +7265,12 @@
                 <w:rFonts w:eastAsia="Calibri"/>
               </w:rPr>
             </w:pPr>
-            <w:proofErr w:type="spellStart"/>
-            <w:r>
-              <w:rPr>
-                <w:rFonts w:eastAsia="Calibri"/>
-                <w:lang w:eastAsia="en-US"/>
+            <w:r>
+              <w:rPr>
+                <w:rFonts w:eastAsia="Calibri"/>
               </w:rPr>
               <w:t>Root#postScramble</w:t>
             </w:r>
-            <w:proofErr w:type="spellEnd"/>
           </w:p>
         </w:tc>
         <w:tc>
@@ -8201,15 +7323,12 @@
                 <w:rFonts w:eastAsia="Calibri"/>
               </w:rPr>
             </w:pPr>
-            <w:proofErr w:type="spellStart"/>
-            <w:r>
-              <w:rPr>
-                <w:rFonts w:eastAsia="Calibri"/>
-                <w:lang w:eastAsia="en-US"/>
+            <w:r>
+              <w:rPr>
+                <w:rFonts w:eastAsia="Calibri"/>
               </w:rPr>
               <w:t>Root#postExists</w:t>
             </w:r>
-            <w:proofErr w:type="spellEnd"/>
           </w:p>
         </w:tc>
         <w:tc>
@@ -8262,15 +7381,12 @@
                 <w:rFonts w:eastAsia="Calibri"/>
               </w:rPr>
             </w:pPr>
-            <w:proofErr w:type="spellStart"/>
-            <w:r>
-              <w:rPr>
-                <w:rFonts w:eastAsia="Calibri"/>
-                <w:lang w:eastAsia="en-US"/>
+            <w:r>
+              <w:rPr>
+                <w:rFonts w:eastAsia="Calibri"/>
               </w:rPr>
               <w:t>Root#postPrefix</w:t>
             </w:r>
-            <w:proofErr w:type="spellEnd"/>
           </w:p>
         </w:tc>
         <w:tc>
@@ -8323,15 +7439,12 @@
                 <w:rFonts w:eastAsia="Calibri"/>
               </w:rPr>
             </w:pPr>
-            <w:proofErr w:type="spellStart"/>
-            <w:r>
-              <w:rPr>
-                <w:rFonts w:eastAsia="Calibri"/>
-                <w:lang w:eastAsia="en-US"/>
+            <w:r>
+              <w:rPr>
+                <w:rFonts w:eastAsia="Calibri"/>
               </w:rPr>
               <w:t>Root#postSearch</w:t>
             </w:r>
-            <w:proofErr w:type="spellEnd"/>
           </w:p>
         </w:tc>
         <w:tc>
@@ -8384,15 +7497,12 @@
                 <w:rFonts w:eastAsia="Calibri"/>
               </w:rPr>
             </w:pPr>
-            <w:proofErr w:type="spellStart"/>
-            <w:r>
-              <w:rPr>
-                <w:rFonts w:eastAsia="Calibri"/>
-                <w:lang w:eastAsia="en-US"/>
+            <w:r>
+              <w:rPr>
+                <w:rFonts w:eastAsia="Calibri"/>
               </w:rPr>
               <w:t>Root#postSubWords</w:t>
             </w:r>
-            <w:proofErr w:type="spellEnd"/>
           </w:p>
         </w:tc>
         <w:tc>
@@ -8445,15 +7555,12 @@
                 <w:rFonts w:eastAsia="Calibri"/>
               </w:rPr>
             </w:pPr>
-            <w:proofErr w:type="spellStart"/>
-            <w:r>
-              <w:rPr>
-                <w:rFonts w:eastAsia="Calibri"/>
-                <w:lang w:eastAsia="en-US"/>
+            <w:r>
+              <w:rPr>
+                <w:rFonts w:eastAsia="Calibri"/>
               </w:rPr>
               <w:t>RootControllerTest</w:t>
             </w:r>
-            <w:proofErr w:type="spellEnd"/>
           </w:p>
         </w:tc>
         <w:tc>
@@ -8506,15 +7613,12 @@
                 <w:rFonts w:eastAsia="Calibri"/>
               </w:rPr>
             </w:pPr>
-            <w:proofErr w:type="spellStart"/>
-            <w:r>
-              <w:rPr>
-                <w:rFonts w:eastAsia="Calibri"/>
-                <w:lang w:eastAsia="en-US"/>
+            <w:r>
+              <w:rPr>
+                <w:rFonts w:eastAsia="Calibri"/>
               </w:rPr>
               <w:t>Game#getNew</w:t>
             </w:r>
-            <w:proofErr w:type="spellEnd"/>
           </w:p>
         </w:tc>
         <w:tc>
@@ -8567,15 +7671,12 @@
                 <w:rFonts w:eastAsia="Calibri"/>
               </w:rPr>
             </w:pPr>
-            <w:proofErr w:type="spellStart"/>
-            <w:r>
-              <w:rPr>
-                <w:rFonts w:eastAsia="Calibri"/>
-                <w:lang w:eastAsia="en-US"/>
+            <w:r>
+              <w:rPr>
+                <w:rFonts w:eastAsia="Calibri"/>
               </w:rPr>
               <w:t>Game#postPlay</w:t>
             </w:r>
-            <w:proofErr w:type="spellEnd"/>
           </w:p>
         </w:tc>
         <w:tc>
@@ -8628,15 +7729,12 @@
                 <w:rFonts w:eastAsia="Calibri"/>
               </w:rPr>
             </w:pPr>
-            <w:proofErr w:type="spellStart"/>
-            <w:r>
-              <w:rPr>
-                <w:rFonts w:eastAsia="Calibri"/>
-                <w:lang w:eastAsia="en-US"/>
+            <w:r>
+              <w:rPr>
+                <w:rFonts w:eastAsia="Calibri"/>
               </w:rPr>
               <w:t>GameWebControllerTest</w:t>
             </w:r>
-            <w:proofErr w:type="spellEnd"/>
           </w:p>
         </w:tc>
         <w:tc>
@@ -8680,7 +7778,6 @@
             <w:r>
               <w:rPr>
                 <w:rFonts w:eastAsia="Calibri"/>
-                <w:lang w:eastAsia="en-US"/>
               </w:rPr>
               <w:t>Task C</w:t>
             </w:r>
@@ -8696,15 +7793,12 @@
                 <w:rFonts w:eastAsia="Calibri"/>
               </w:rPr>
             </w:pPr>
-            <w:proofErr w:type="spellStart"/>
-            <w:r>
-              <w:rPr>
-                <w:rFonts w:eastAsia="Calibri"/>
-                <w:lang w:eastAsia="en-US"/>
+            <w:r>
+              <w:rPr>
+                <w:rFonts w:eastAsia="Calibri"/>
               </w:rPr>
               <w:t>Api#newGame</w:t>
             </w:r>
-            <w:proofErr w:type="spellEnd"/>
           </w:p>
         </w:tc>
         <w:tc>
@@ -8757,15 +7851,12 @@
                 <w:rFonts w:eastAsia="Calibri"/>
               </w:rPr>
             </w:pPr>
-            <w:proofErr w:type="spellStart"/>
-            <w:r>
-              <w:rPr>
-                <w:rFonts w:eastAsia="Calibri"/>
-                <w:lang w:eastAsia="en-US"/>
+            <w:r>
+              <w:rPr>
+                <w:rFonts w:eastAsia="Calibri"/>
               </w:rPr>
               <w:t>Api#playGame</w:t>
             </w:r>
-            <w:proofErr w:type="spellEnd"/>
           </w:p>
         </w:tc>
         <w:tc>
@@ -8818,15 +7909,12 @@
                 <w:rFonts w:eastAsia="Calibri"/>
               </w:rPr>
             </w:pPr>
-            <w:proofErr w:type="spellStart"/>
-            <w:r>
-              <w:rPr>
-                <w:rFonts w:eastAsia="Calibri"/>
-                <w:lang w:eastAsia="en-US"/>
+            <w:r>
+              <w:rPr>
+                <w:rFonts w:eastAsia="Calibri"/>
               </w:rPr>
               <w:t>ApiTest#newGameSuccess</w:t>
             </w:r>
-            <w:proofErr w:type="spellEnd"/>
           </w:p>
         </w:tc>
         <w:tc>
@@ -8879,15 +7967,12 @@
                 <w:rFonts w:eastAsia="Calibri"/>
               </w:rPr>
             </w:pPr>
-            <w:proofErr w:type="spellStart"/>
-            <w:r>
-              <w:rPr>
-                <w:rFonts w:eastAsia="Calibri"/>
-                <w:lang w:eastAsia="en-US"/>
+            <w:r>
+              <w:rPr>
+                <w:rFonts w:eastAsia="Calibri"/>
               </w:rPr>
               <w:t>ApiTest#missingGameId</w:t>
             </w:r>
-            <w:proofErr w:type="spellEnd"/>
           </w:p>
         </w:tc>
         <w:tc>
@@ -8940,15 +8025,12 @@
                 <w:rFonts w:eastAsia="Calibri"/>
               </w:rPr>
             </w:pPr>
-            <w:proofErr w:type="spellStart"/>
-            <w:r>
-              <w:rPr>
-                <w:rFonts w:eastAsia="Calibri"/>
-                <w:lang w:eastAsia="en-US"/>
+            <w:r>
+              <w:rPr>
+                <w:rFonts w:eastAsia="Calibri"/>
               </w:rPr>
               <w:t>ApiTest#missingGameRecord</w:t>
             </w:r>
-            <w:proofErr w:type="spellEnd"/>
           </w:p>
         </w:tc>
         <w:tc>
@@ -9001,15 +8083,12 @@
                 <w:rFonts w:eastAsia="Calibri"/>
               </w:rPr>
             </w:pPr>
-            <w:proofErr w:type="spellStart"/>
-            <w:r>
-              <w:rPr>
-                <w:rFonts w:eastAsia="Calibri"/>
-                <w:lang w:eastAsia="en-US"/>
+            <w:r>
+              <w:rPr>
+                <w:rFonts w:eastAsia="Calibri"/>
               </w:rPr>
               <w:t>ApiTest#submitNullWord</w:t>
             </w:r>
-            <w:proofErr w:type="spellEnd"/>
           </w:p>
         </w:tc>
         <w:tc>
@@ -9062,15 +8141,12 @@
                 <w:rFonts w:eastAsia="Calibri"/>
               </w:rPr>
             </w:pPr>
-            <w:proofErr w:type="spellStart"/>
-            <w:r>
-              <w:rPr>
-                <w:rFonts w:eastAsia="Calibri"/>
-                <w:lang w:eastAsia="en-US"/>
+            <w:r>
+              <w:rPr>
+                <w:rFonts w:eastAsia="Calibri"/>
               </w:rPr>
               <w:t>ApiTest#submitWrongWord</w:t>
             </w:r>
-            <w:proofErr w:type="spellEnd"/>
           </w:p>
         </w:tc>
         <w:tc>
@@ -9123,15 +8199,12 @@
                 <w:rFonts w:eastAsia="Calibri"/>
               </w:rPr>
             </w:pPr>
-            <w:proofErr w:type="spellStart"/>
-            <w:r>
-              <w:rPr>
-                <w:rFonts w:eastAsia="Calibri"/>
-                <w:lang w:eastAsia="en-US"/>
+            <w:r>
+              <w:rPr>
+                <w:rFonts w:eastAsia="Calibri"/>
               </w:rPr>
               <w:t>ApiTest#submitCorrectWord</w:t>
             </w:r>
-            <w:proofErr w:type="spellEnd"/>
           </w:p>
         </w:tc>
         <w:tc>
@@ -9184,15 +8257,12 @@
                 <w:rFonts w:eastAsia="Calibri"/>
               </w:rPr>
             </w:pPr>
-            <w:proofErr w:type="spellStart"/>
-            <w:r>
-              <w:rPr>
-                <w:rFonts w:eastAsia="Calibri"/>
-                <w:lang w:eastAsia="en-US"/>
+            <w:r>
+              <w:rPr>
+                <w:rFonts w:eastAsia="Calibri"/>
               </w:rPr>
               <w:t>ApiTest#submitWordAndEndGame</w:t>
             </w:r>
-            <w:proofErr w:type="spellEnd"/>
           </w:p>
         </w:tc>
         <w:tc>
@@ -9236,7 +8306,6 @@
             <w:r>
               <w:rPr>
                 <w:rFonts w:eastAsia="Calibri"/>
-                <w:lang w:eastAsia="en-US"/>
               </w:rPr>
               <w:t>Task D</w:t>
             </w:r>
@@ -9255,7 +8324,6 @@
             <w:r>
               <w:rPr>
                 <w:rFonts w:eastAsia="Calibri"/>
-                <w:lang w:eastAsia="en-US"/>
               </w:rPr>
               <w:t>Web responsive presentation</w:t>
             </w:r>
@@ -9314,7 +8382,6 @@
             <w:r>
               <w:rPr>
                 <w:rFonts w:eastAsia="Calibri"/>
-                <w:lang w:eastAsia="en-US"/>
               </w:rPr>
               <w:t>Correct usage of Model</w:t>
             </w:r>
@@ -9373,7 +8440,6 @@
             <w:r>
               <w:rPr>
                 <w:rFonts w:eastAsia="Calibri"/>
-                <w:lang w:eastAsia="en-US"/>
               </w:rPr>
               <w:t>Correct usage of View</w:t>
             </w:r>
@@ -9432,7 +8498,6 @@
             <w:r>
               <w:rPr>
                 <w:rFonts w:eastAsia="Calibri"/>
-                <w:lang w:eastAsia="en-US"/>
               </w:rPr>
               <w:t>Correct usage of Service</w:t>
             </w:r>
@@ -9491,7 +8556,6 @@
             <w:r>
               <w:rPr>
                 <w:rFonts w:eastAsia="Calibri"/>
-                <w:lang w:eastAsia="en-US"/>
               </w:rPr>
               <w:t>Implement Game mechanics</w:t>
             </w:r>
@@ -9550,7 +8614,6 @@
             <w:r>
               <w:rPr>
                 <w:rFonts w:eastAsia="Calibri"/>
-                <w:lang w:eastAsia="en-US"/>
               </w:rPr>
               <w:t>Has unit tests</w:t>
             </w:r>
@@ -9597,7 +8660,6 @@
             <w:r>
               <w:rPr>
                 <w:rFonts w:eastAsia="Calibri"/>
-                <w:lang w:eastAsia="en-US"/>
               </w:rPr>
               <w:t>Correctness</w:t>
             </w:r>
@@ -9616,7 +8678,6 @@
             <w:r>
               <w:rPr>
                 <w:rFonts w:eastAsia="Calibri"/>
-                <w:lang w:eastAsia="en-US"/>
               </w:rPr>
               <w:t>Comprehension</w:t>
             </w:r>
@@ -9675,7 +8736,6 @@
             <w:r>
               <w:rPr>
                 <w:rFonts w:eastAsia="Calibri"/>
-                <w:lang w:eastAsia="en-US"/>
               </w:rPr>
               <w:t>Bug free</w:t>
             </w:r>
@@ -9734,7 +8794,6 @@
             <w:r>
               <w:rPr>
                 <w:rFonts w:eastAsia="Calibri"/>
-                <w:lang w:eastAsia="en-US"/>
               </w:rPr>
               <w:t>Performant</w:t>
             </w:r>
@@ -9781,7 +8840,6 @@
             <w:r>
               <w:rPr>
                 <w:rFonts w:eastAsia="Calibri"/>
-                <w:lang w:eastAsia="en-US"/>
               </w:rPr>
               <w:t>Style</w:t>
             </w:r>
@@ -9800,7 +8858,6 @@
             <w:r>
               <w:rPr>
                 <w:rFonts w:eastAsia="Calibri"/>
-                <w:lang w:eastAsia="en-US"/>
               </w:rPr>
               <w:t>Code formatting</w:t>
             </w:r>
@@ -9859,7 +8916,6 @@
             <w:r>
               <w:rPr>
                 <w:rFonts w:eastAsia="Calibri"/>
-                <w:lang w:eastAsia="en-US"/>
               </w:rPr>
               <w:t>Naming convention</w:t>
             </w:r>
@@ -9918,7 +8974,6 @@
             <w:r>
               <w:rPr>
                 <w:rFonts w:eastAsia="Calibri"/>
-                <w:lang w:eastAsia="en-US"/>
               </w:rPr>
               <w:t>Clear readability</w:t>
             </w:r>
@@ -9965,7 +9020,6 @@
             <w:r>
               <w:rPr>
                 <w:rFonts w:eastAsia="Calibri"/>
-                <w:lang w:eastAsia="en-US"/>
               </w:rPr>
               <w:t>Comprehensiveness</w:t>
             </w:r>
@@ -9984,7 +9038,6 @@
             <w:r>
               <w:rPr>
                 <w:rFonts w:eastAsia="Calibri"/>
-                <w:lang w:eastAsia="en-US"/>
               </w:rPr>
               <w:t>Reusable design/structure</w:t>
             </w:r>
@@ -10043,7 +9096,6 @@
             <w:r>
               <w:rPr>
                 <w:rFonts w:eastAsia="Calibri"/>
-                <w:lang w:eastAsia="en-US"/>
               </w:rPr>
               <w:t>Handle edge cases/scenarios</w:t>
             </w:r>
@@ -10102,7 +9154,6 @@
             <w:r>
               <w:rPr>
                 <w:rFonts w:eastAsia="Calibri"/>
-                <w:lang w:eastAsia="en-US"/>
               </w:rPr>
               <w:t>Pass all unit tests</w:t>
             </w:r>
@@ -10150,7 +9201,6 @@
             <w:r>
               <w:rPr>
                 <w:rFonts w:eastAsia="Calibri"/>
-                <w:lang w:eastAsia="en-US"/>
               </w:rPr>
               <w:t>Total</w:t>
             </w:r>
@@ -10202,7 +9252,7 @@
 </file>
 
 <file path=word/endnotes.xml><?xml version="1.0" encoding="utf-8"?>
-<w:endnotes xmlns:wpc="http://schemas.microsoft.com/office/word/2010/wordprocessingCanvas" xmlns:cx="http://schemas.microsoft.com/office/drawing/2014/chartex" xmlns:cx1="http://schemas.microsoft.com/office/drawing/2015/9/8/chartex" xmlns:cx2="http://schemas.microsoft.com/office/drawing/2015/10/21/chartex" xmlns:cx3="http://schemas.microsoft.com/office/drawing/2016/5/9/chartex" xmlns:cx4="http://schemas.microsoft.com/office/drawing/2016/5/10/chartex" xmlns:cx5="http://schemas.microsoft.com/office/drawing/2016/5/11/chartex" xmlns:cx6="http://schemas.microsoft.com/office/drawing/2016/5/12/chartex" xmlns:cx7="http://schemas.microsoft.com/office/drawing/2016/5/13/chartex" xmlns:cx8="http://schemas.microsoft.com/office/drawing/2016/5/14/chartex" xmlns:mc="http://schemas.openxmlformats.org/markup-compatibility/2006" xmlns:aink="http://schemas.microsoft.com/office/drawing/2016/ink" xmlns:am3d="http://schemas.microsoft.com/office/drawing/2017/model3d" xmlns:o="urn:schemas-microsoft-com:office:office" xmlns:r="http://schemas.openxmlformats.org/officeDocument/2006/relationships" xmlns:m="http://schemas.openxmlformats.org/officeDocument/2006/math" xmlns:v="urn:schemas-microsoft-com:vml" xmlns:wp14="http://schemas.microsoft.com/office/word/2010/wordprocessingDrawing" xmlns:wp="http://schemas.openxmlformats.org/drawingml/2006/wordprocessingDrawing" xmlns:w10="urn:schemas-microsoft-com:office:word" xmlns:w="http://schemas.openxmlformats.org/wordprocessingml/2006/main" xmlns:w14="http://schemas.microsoft.com/office/word/2010/wordml" xmlns:w15="http://schemas.microsoft.com/office/word/2012/wordml" xmlns:w16cid="http://schemas.microsoft.com/office/word/2016/wordml/cid" xmlns:w16se="http://schemas.microsoft.com/office/word/2015/wordml/symex" xmlns:wpg="http://schemas.microsoft.com/office/word/2010/wordprocessingGroup" xmlns:wpi="http://schemas.microsoft.com/office/word/2010/wordprocessingInk" xmlns:wne="http://schemas.microsoft.com/office/word/2006/wordml" xmlns:wps="http://schemas.microsoft.com/office/word/2010/wordprocessingShape" mc:Ignorable="w14 w15 w16se w16cid wp14">
+<w:endnotes xmlns:wpc="http://schemas.microsoft.com/office/word/2010/wordprocessingCanvas" xmlns:cx="http://schemas.microsoft.com/office/drawing/2014/chartex" xmlns:cx1="http://schemas.microsoft.com/office/drawing/2015/9/8/chartex" xmlns:cx2="http://schemas.microsoft.com/office/drawing/2015/10/21/chartex" xmlns:cx3="http://schemas.microsoft.com/office/drawing/2016/5/9/chartex" xmlns:cx4="http://schemas.microsoft.com/office/drawing/2016/5/10/chartex" xmlns:cx5="http://schemas.microsoft.com/office/drawing/2016/5/11/chartex" xmlns:cx6="http://schemas.microsoft.com/office/drawing/2016/5/12/chartex" xmlns:cx7="http://schemas.microsoft.com/office/drawing/2016/5/13/chartex" xmlns:cx8="http://schemas.microsoft.com/office/drawing/2016/5/14/chartex" xmlns:mc="http://schemas.openxmlformats.org/markup-compatibility/2006" xmlns:aink="http://schemas.microsoft.com/office/drawing/2016/ink" xmlns:am3d="http://schemas.microsoft.com/office/drawing/2017/model3d" xmlns:o="urn:schemas-microsoft-com:office:office" xmlns:oel="http://schemas.microsoft.com/office/2019/extlst" xmlns:r="http://schemas.openxmlformats.org/officeDocument/2006/relationships" xmlns:m="http://schemas.openxmlformats.org/officeDocument/2006/math" xmlns:v="urn:schemas-microsoft-com:vml" xmlns:wp14="http://schemas.microsoft.com/office/word/2010/wordprocessingDrawing" xmlns:wp="http://schemas.openxmlformats.org/drawingml/2006/wordprocessingDrawing" xmlns:w10="urn:schemas-microsoft-com:office:word" xmlns:w="http://schemas.openxmlformats.org/wordprocessingml/2006/main" xmlns:w14="http://schemas.microsoft.com/office/word/2010/wordml" xmlns:w15="http://schemas.microsoft.com/office/word/2012/wordml" xmlns:w16cex="http://schemas.microsoft.com/office/word/2018/wordml/cex" xmlns:w16cid="http://schemas.microsoft.com/office/word/2016/wordml/cid" xmlns:w16="http://schemas.microsoft.com/office/word/2018/wordml" xmlns:w16du="http://schemas.microsoft.com/office/word/2023/wordml/word16du" xmlns:w16sdtdh="http://schemas.microsoft.com/office/word/2020/wordml/sdtdatahash" xmlns:w16sdtfl="http://schemas.microsoft.com/office/word/2024/wordml/sdtformatlock" xmlns:w16se="http://schemas.microsoft.com/office/word/2015/wordml/symex" xmlns:wpg="http://schemas.microsoft.com/office/word/2010/wordprocessingGroup" xmlns:wpi="http://schemas.microsoft.com/office/word/2010/wordprocessingInk" xmlns:wne="http://schemas.microsoft.com/office/word/2006/wordml" xmlns:wps="http://schemas.microsoft.com/office/word/2010/wordprocessingShape" mc:Ignorable="w14 w15 w16se w16cid w16 w16cex w16sdtdh w16sdtfl w16du wp14">
   <w:endnote w:type="separator" w:id="-1">
     <w:p>
       <w:pPr>
@@ -10227,7 +9277,7 @@
 </file>
 
 <file path=word/footer1.xml><?xml version="1.0" encoding="utf-8"?>
-<w:ftr xmlns:wpc="http://schemas.microsoft.com/office/word/2010/wordprocessingCanvas" xmlns:cx="http://schemas.microsoft.com/office/drawing/2014/chartex" xmlns:cx1="http://schemas.microsoft.com/office/drawing/2015/9/8/chartex" xmlns:cx2="http://schemas.microsoft.com/office/drawing/2015/10/21/chartex" xmlns:cx3="http://schemas.microsoft.com/office/drawing/2016/5/9/chartex" xmlns:cx4="http://schemas.microsoft.com/office/drawing/2016/5/10/chartex" xmlns:cx5="http://schemas.microsoft.com/office/drawing/2016/5/11/chartex" xmlns:cx6="http://schemas.microsoft.com/office/drawing/2016/5/12/chartex" xmlns:cx7="http://schemas.microsoft.com/office/drawing/2016/5/13/chartex" xmlns:cx8="http://schemas.microsoft.com/office/drawing/2016/5/14/chartex" xmlns:mc="http://schemas.openxmlformats.org/markup-compatibility/2006" xmlns:aink="http://schemas.microsoft.com/office/drawing/2016/ink" xmlns:am3d="http://schemas.microsoft.com/office/drawing/2017/model3d" xmlns:o="urn:schemas-microsoft-com:office:office" xmlns:r="http://schemas.openxmlformats.org/officeDocument/2006/relationships" xmlns:m="http://schemas.openxmlformats.org/officeDocument/2006/math" xmlns:v="urn:schemas-microsoft-com:vml" xmlns:wp14="http://schemas.microsoft.com/office/word/2010/wordprocessingDrawing" xmlns:wp="http://schemas.openxmlformats.org/drawingml/2006/wordprocessingDrawing" xmlns:w10="urn:schemas-microsoft-com:office:word" xmlns:w="http://schemas.openxmlformats.org/wordprocessingml/2006/main" xmlns:w14="http://schemas.microsoft.com/office/word/2010/wordml" xmlns:w15="http://schemas.microsoft.com/office/word/2012/wordml" xmlns:w16cid="http://schemas.microsoft.com/office/word/2016/wordml/cid" xmlns:w16se="http://schemas.microsoft.com/office/word/2015/wordml/symex" xmlns:wpg="http://schemas.microsoft.com/office/word/2010/wordprocessingGroup" xmlns:wpi="http://schemas.microsoft.com/office/word/2010/wordprocessingInk" xmlns:wne="http://schemas.microsoft.com/office/word/2006/wordml" xmlns:wps="http://schemas.microsoft.com/office/word/2010/wordprocessingShape" mc:Ignorable="w14 w15 w16se w16cid wp14">
+<w:ftr xmlns:wpc="http://schemas.microsoft.com/office/word/2010/wordprocessingCanvas" xmlns:cx="http://schemas.microsoft.com/office/drawing/2014/chartex" xmlns:cx1="http://schemas.microsoft.com/office/drawing/2015/9/8/chartex" xmlns:cx2="http://schemas.microsoft.com/office/drawing/2015/10/21/chartex" xmlns:cx3="http://schemas.microsoft.com/office/drawing/2016/5/9/chartex" xmlns:cx4="http://schemas.microsoft.com/office/drawing/2016/5/10/chartex" xmlns:cx5="http://schemas.microsoft.com/office/drawing/2016/5/11/chartex" xmlns:cx6="http://schemas.microsoft.com/office/drawing/2016/5/12/chartex" xmlns:cx7="http://schemas.microsoft.com/office/drawing/2016/5/13/chartex" xmlns:cx8="http://schemas.microsoft.com/office/drawing/2016/5/14/chartex" xmlns:mc="http://schemas.openxmlformats.org/markup-compatibility/2006" xmlns:aink="http://schemas.microsoft.com/office/drawing/2016/ink" xmlns:am3d="http://schemas.microsoft.com/office/drawing/2017/model3d" xmlns:o="urn:schemas-microsoft-com:office:office" xmlns:oel="http://schemas.microsoft.com/office/2019/extlst" xmlns:r="http://schemas.openxmlformats.org/officeDocument/2006/relationships" xmlns:m="http://schemas.openxmlformats.org/officeDocument/2006/math" xmlns:v="urn:schemas-microsoft-com:vml" xmlns:wp14="http://schemas.microsoft.com/office/word/2010/wordprocessingDrawing" xmlns:wp="http://schemas.openxmlformats.org/drawingml/2006/wordprocessingDrawing" xmlns:w10="urn:schemas-microsoft-com:office:word" xmlns:w="http://schemas.openxmlformats.org/wordprocessingml/2006/main" xmlns:w14="http://schemas.microsoft.com/office/word/2010/wordml" xmlns:w15="http://schemas.microsoft.com/office/word/2012/wordml" xmlns:w16cex="http://schemas.microsoft.com/office/word/2018/wordml/cex" xmlns:w16cid="http://schemas.microsoft.com/office/word/2016/wordml/cid" xmlns:w16="http://schemas.microsoft.com/office/word/2018/wordml" xmlns:w16du="http://schemas.microsoft.com/office/word/2023/wordml/word16du" xmlns:w16sdtdh="http://schemas.microsoft.com/office/word/2020/wordml/sdtdatahash" xmlns:w16sdtfl="http://schemas.microsoft.com/office/word/2024/wordml/sdtformatlock" xmlns:w16se="http://schemas.microsoft.com/office/word/2015/wordml/symex" xmlns:wpg="http://schemas.microsoft.com/office/word/2010/wordprocessingGroup" xmlns:wpi="http://schemas.microsoft.com/office/word/2010/wordprocessingInk" xmlns:wne="http://schemas.microsoft.com/office/word/2006/wordml" xmlns:wps="http://schemas.microsoft.com/office/word/2010/wordprocessingShape" mc:Ignorable="w14 w15 w16se w16cid w16 w16cex w16sdtdh w16sdtfl w16du wp14">
   <w:p>
     <w:pPr>
       <w:pStyle w:val="Footer"/>
@@ -10339,7 +9389,7 @@
 </file>
 
 <file path=word/footnotes.xml><?xml version="1.0" encoding="utf-8"?>
-<w:footnotes xmlns:wpc="http://schemas.microsoft.com/office/word/2010/wordprocessingCanvas" xmlns:cx="http://schemas.microsoft.com/office/drawing/2014/chartex" xmlns:cx1="http://schemas.microsoft.com/office/drawing/2015/9/8/chartex" xmlns:cx2="http://schemas.microsoft.com/office/drawing/2015/10/21/chartex" xmlns:cx3="http://schemas.microsoft.com/office/drawing/2016/5/9/chartex" xmlns:cx4="http://schemas.microsoft.com/office/drawing/2016/5/10/chartex" xmlns:cx5="http://schemas.microsoft.com/office/drawing/2016/5/11/chartex" xmlns:cx6="http://schemas.microsoft.com/office/drawing/2016/5/12/chartex" xmlns:cx7="http://schemas.microsoft.com/office/drawing/2016/5/13/chartex" xmlns:cx8="http://schemas.microsoft.com/office/drawing/2016/5/14/chartex" xmlns:mc="http://schemas.openxmlformats.org/markup-compatibility/2006" xmlns:aink="http://schemas.microsoft.com/office/drawing/2016/ink" xmlns:am3d="http://schemas.microsoft.com/office/drawing/2017/model3d" xmlns:o="urn:schemas-microsoft-com:office:office" xmlns:r="http://schemas.openxmlformats.org/officeDocument/2006/relationships" xmlns:m="http://schemas.openxmlformats.org/officeDocument/2006/math" xmlns:v="urn:schemas-microsoft-com:vml" xmlns:wp14="http://schemas.microsoft.com/office/word/2010/wordprocessingDrawing" xmlns:wp="http://schemas.openxmlformats.org/drawingml/2006/wordprocessingDrawing" xmlns:w10="urn:schemas-microsoft-com:office:word" xmlns:w="http://schemas.openxmlformats.org/wordprocessingml/2006/main" xmlns:w14="http://schemas.microsoft.com/office/word/2010/wordml" xmlns:w15="http://schemas.microsoft.com/office/word/2012/wordml" xmlns:w16cid="http://schemas.microsoft.com/office/word/2016/wordml/cid" xmlns:w16se="http://schemas.microsoft.com/office/word/2015/wordml/symex" xmlns:wpg="http://schemas.microsoft.com/office/word/2010/wordprocessingGroup" xmlns:wpi="http://schemas.microsoft.com/office/word/2010/wordprocessingInk" xmlns:wne="http://schemas.microsoft.com/office/word/2006/wordml" xmlns:wps="http://schemas.microsoft.com/office/word/2010/wordprocessingShape" mc:Ignorable="w14 w15 w16se w16cid wp14">
+<w:footnotes xmlns:wpc="http://schemas.microsoft.com/office/word/2010/wordprocessingCanvas" xmlns:cx="http://schemas.microsoft.com/office/drawing/2014/chartex" xmlns:cx1="http://schemas.microsoft.com/office/drawing/2015/9/8/chartex" xmlns:cx2="http://schemas.microsoft.com/office/drawing/2015/10/21/chartex" xmlns:cx3="http://schemas.microsoft.com/office/drawing/2016/5/9/chartex" xmlns:cx4="http://schemas.microsoft.com/office/drawing/2016/5/10/chartex" xmlns:cx5="http://schemas.microsoft.com/office/drawing/2016/5/11/chartex" xmlns:cx6="http://schemas.microsoft.com/office/drawing/2016/5/12/chartex" xmlns:cx7="http://schemas.microsoft.com/office/drawing/2016/5/13/chartex" xmlns:cx8="http://schemas.microsoft.com/office/drawing/2016/5/14/chartex" xmlns:mc="http://schemas.openxmlformats.org/markup-compatibility/2006" xmlns:aink="http://schemas.microsoft.com/office/drawing/2016/ink" xmlns:am3d="http://schemas.microsoft.com/office/drawing/2017/model3d" xmlns:o="urn:schemas-microsoft-com:office:office" xmlns:oel="http://schemas.microsoft.com/office/2019/extlst" xmlns:r="http://schemas.openxmlformats.org/officeDocument/2006/relationships" xmlns:m="http://schemas.openxmlformats.org/officeDocument/2006/math" xmlns:v="urn:schemas-microsoft-com:vml" xmlns:wp14="http://schemas.microsoft.com/office/word/2010/wordprocessingDrawing" xmlns:wp="http://schemas.openxmlformats.org/drawingml/2006/wordprocessingDrawing" xmlns:w10="urn:schemas-microsoft-com:office:word" xmlns:w="http://schemas.openxmlformats.org/wordprocessingml/2006/main" xmlns:w14="http://schemas.microsoft.com/office/word/2010/wordml" xmlns:w15="http://schemas.microsoft.com/office/word/2012/wordml" xmlns:w16cex="http://schemas.microsoft.com/office/word/2018/wordml/cex" xmlns:w16cid="http://schemas.microsoft.com/office/word/2016/wordml/cid" xmlns:w16="http://schemas.microsoft.com/office/word/2018/wordml" xmlns:w16du="http://schemas.microsoft.com/office/word/2023/wordml/word16du" xmlns:w16sdtdh="http://schemas.microsoft.com/office/word/2020/wordml/sdtdatahash" xmlns:w16sdtfl="http://schemas.microsoft.com/office/word/2024/wordml/sdtformatlock" xmlns:w16se="http://schemas.microsoft.com/office/word/2015/wordml/symex" xmlns:wpg="http://schemas.microsoft.com/office/word/2010/wordprocessingGroup" xmlns:wpi="http://schemas.microsoft.com/office/word/2010/wordprocessingInk" xmlns:wne="http://schemas.microsoft.com/office/word/2006/wordml" xmlns:wps="http://schemas.microsoft.com/office/word/2010/wordprocessingShape" mc:Ignorable="w14 w15 w16se w16cid w16 w16cex w16sdtdh w16sdtfl w16du wp14">
   <w:footnote w:type="separator" w:id="-1">
     <w:p>
       <w:pPr>
@@ -10364,7 +9414,7 @@
 </file>
 
 <file path=word/header1.xml><?xml version="1.0" encoding="utf-8"?>
-<w:hdr xmlns:wpc="http://schemas.microsoft.com/office/word/2010/wordprocessingCanvas" xmlns:cx="http://schemas.microsoft.com/office/drawing/2014/chartex" xmlns:cx1="http://schemas.microsoft.com/office/drawing/2015/9/8/chartex" xmlns:cx2="http://schemas.microsoft.com/office/drawing/2015/10/21/chartex" xmlns:cx3="http://schemas.microsoft.com/office/drawing/2016/5/9/chartex" xmlns:cx4="http://schemas.microsoft.com/office/drawing/2016/5/10/chartex" xmlns:cx5="http://schemas.microsoft.com/office/drawing/2016/5/11/chartex" xmlns:cx6="http://schemas.microsoft.com/office/drawing/2016/5/12/chartex" xmlns:cx7="http://schemas.microsoft.com/office/drawing/2016/5/13/chartex" xmlns:cx8="http://schemas.microsoft.com/office/drawing/2016/5/14/chartex" xmlns:mc="http://schemas.openxmlformats.org/markup-compatibility/2006" xmlns:aink="http://schemas.microsoft.com/office/drawing/2016/ink" xmlns:am3d="http://schemas.microsoft.com/office/drawing/2017/model3d" xmlns:o="urn:schemas-microsoft-com:office:office" xmlns:r="http://schemas.openxmlformats.org/officeDocument/2006/relationships" xmlns:m="http://schemas.openxmlformats.org/officeDocument/2006/math" xmlns:v="urn:schemas-microsoft-com:vml" xmlns:wp14="http://schemas.microsoft.com/office/word/2010/wordprocessingDrawing" xmlns:wp="http://schemas.openxmlformats.org/drawingml/2006/wordprocessingDrawing" xmlns:w10="urn:schemas-microsoft-com:office:word" xmlns:w="http://schemas.openxmlformats.org/wordprocessingml/2006/main" xmlns:w14="http://schemas.microsoft.com/office/word/2010/wordml" xmlns:w15="http://schemas.microsoft.com/office/word/2012/wordml" xmlns:w16cid="http://schemas.microsoft.com/office/word/2016/wordml/cid" xmlns:w16se="http://schemas.microsoft.com/office/word/2015/wordml/symex" xmlns:wpg="http://schemas.microsoft.com/office/word/2010/wordprocessingGroup" xmlns:wpi="http://schemas.microsoft.com/office/word/2010/wordprocessingInk" xmlns:wne="http://schemas.microsoft.com/office/word/2006/wordml" xmlns:wps="http://schemas.microsoft.com/office/word/2010/wordprocessingShape" mc:Ignorable="w14 w15 w16se w16cid wp14">
+<w:hdr xmlns:wpc="http://schemas.microsoft.com/office/word/2010/wordprocessingCanvas" xmlns:cx="http://schemas.microsoft.com/office/drawing/2014/chartex" xmlns:cx1="http://schemas.microsoft.com/office/drawing/2015/9/8/chartex" xmlns:cx2="http://schemas.microsoft.com/office/drawing/2015/10/21/chartex" xmlns:cx3="http://schemas.microsoft.com/office/drawing/2016/5/9/chartex" xmlns:cx4="http://schemas.microsoft.com/office/drawing/2016/5/10/chartex" xmlns:cx5="http://schemas.microsoft.com/office/drawing/2016/5/11/chartex" xmlns:cx6="http://schemas.microsoft.com/office/drawing/2016/5/12/chartex" xmlns:cx7="http://schemas.microsoft.com/office/drawing/2016/5/13/chartex" xmlns:cx8="http://schemas.microsoft.com/office/drawing/2016/5/14/chartex" xmlns:mc="http://schemas.openxmlformats.org/markup-compatibility/2006" xmlns:aink="http://schemas.microsoft.com/office/drawing/2016/ink" xmlns:am3d="http://schemas.microsoft.com/office/drawing/2017/model3d" xmlns:o="urn:schemas-microsoft-com:office:office" xmlns:oel="http://schemas.microsoft.com/office/2019/extlst" xmlns:r="http://schemas.openxmlformats.org/officeDocument/2006/relationships" xmlns:m="http://schemas.openxmlformats.org/officeDocument/2006/math" xmlns:v="urn:schemas-microsoft-com:vml" xmlns:wp14="http://schemas.microsoft.com/office/word/2010/wordprocessingDrawing" xmlns:wp="http://schemas.openxmlformats.org/drawingml/2006/wordprocessingDrawing" xmlns:w10="urn:schemas-microsoft-com:office:word" xmlns:w="http://schemas.openxmlformats.org/wordprocessingml/2006/main" xmlns:w14="http://schemas.microsoft.com/office/word/2010/wordml" xmlns:w15="http://schemas.microsoft.com/office/word/2012/wordml" xmlns:w16cex="http://schemas.microsoft.com/office/word/2018/wordml/cex" xmlns:w16cid="http://schemas.microsoft.com/office/word/2016/wordml/cid" xmlns:w16="http://schemas.microsoft.com/office/word/2018/wordml" xmlns:w16du="http://schemas.microsoft.com/office/word/2023/wordml/word16du" xmlns:w16sdtdh="http://schemas.microsoft.com/office/word/2020/wordml/sdtdatahash" xmlns:w16sdtfl="http://schemas.microsoft.com/office/word/2024/wordml/sdtformatlock" xmlns:w16se="http://schemas.microsoft.com/office/word/2015/wordml/symex" xmlns:wpg="http://schemas.microsoft.com/office/word/2010/wordprocessingGroup" xmlns:wpi="http://schemas.microsoft.com/office/word/2010/wordprocessingInk" xmlns:wne="http://schemas.microsoft.com/office/word/2006/wordml" xmlns:wps="http://schemas.microsoft.com/office/word/2010/wordprocessingShape" mc:Ignorable="w14 w15 w16se w16cid w16 w16cex w16sdtdh w16sdtfl w16du wp14">
   <w:p>
     <w:pPr>
       <w:pStyle w:val="Header"/>
@@ -10395,7 +9445,7 @@
 </file>
 
 <file path=word/numbering.xml><?xml version="1.0" encoding="utf-8"?>
-<w:numbering xmlns:wpc="http://schemas.microsoft.com/office/word/2010/wordprocessingCanvas" xmlns:cx="http://schemas.microsoft.com/office/drawing/2014/chartex" xmlns:cx1="http://schemas.microsoft.com/office/drawing/2015/9/8/chartex" xmlns:cx2="http://schemas.microsoft.com/office/drawing/2015/10/21/chartex" xmlns:cx3="http://schemas.microsoft.com/office/drawing/2016/5/9/chartex" xmlns:cx4="http://schemas.microsoft.com/office/drawing/2016/5/10/chartex" xmlns:cx5="http://schemas.microsoft.com/office/drawing/2016/5/11/chartex" xmlns:cx6="http://schemas.microsoft.com/office/drawing/2016/5/12/chartex" xmlns:cx7="http://schemas.microsoft.com/office/drawing/2016/5/13/chartex" xmlns:cx8="http://schemas.microsoft.com/office/drawing/2016/5/14/chartex" xmlns:mc="http://schemas.openxmlformats.org/markup-compatibility/2006" xmlns:aink="http://schemas.microsoft.com/office/drawing/2016/ink" xmlns:am3d="http://schemas.microsoft.com/office/drawing/2017/model3d" xmlns:o="urn:schemas-microsoft-com:office:office" xmlns:r="http://schemas.openxmlformats.org/officeDocument/2006/relationships" xmlns:m="http://schemas.openxmlformats.org/officeDocument/2006/math" xmlns:v="urn:schemas-microsoft-com:vml" xmlns:wp14="http://schemas.microsoft.com/office/word/2010/wordprocessingDrawing" xmlns:wp="http://schemas.openxmlformats.org/drawingml/2006/wordprocessingDrawing" xmlns:w10="urn:schemas-microsoft-com:office:word" xmlns:w="http://schemas.openxmlformats.org/wordprocessingml/2006/main" xmlns:w14="http://schemas.microsoft.com/office/word/2010/wordml" xmlns:w15="http://schemas.microsoft.com/office/word/2012/wordml" xmlns:w16cid="http://schemas.microsoft.com/office/word/2016/wordml/cid" xmlns:w16se="http://schemas.microsoft.com/office/word/2015/wordml/symex" xmlns:wpg="http://schemas.microsoft.com/office/word/2010/wordprocessingGroup" xmlns:wpi="http://schemas.microsoft.com/office/word/2010/wordprocessingInk" xmlns:wne="http://schemas.microsoft.com/office/word/2006/wordml" xmlns:wps="http://schemas.microsoft.com/office/word/2010/wordprocessingShape" mc:Ignorable="w14 w15 w16se w16cid wp14">
+<w:numbering xmlns:wpc="http://schemas.microsoft.com/office/word/2010/wordprocessingCanvas" xmlns:cx="http://schemas.microsoft.com/office/drawing/2014/chartex" xmlns:cx1="http://schemas.microsoft.com/office/drawing/2015/9/8/chartex" xmlns:cx2="http://schemas.microsoft.com/office/drawing/2015/10/21/chartex" xmlns:cx3="http://schemas.microsoft.com/office/drawing/2016/5/9/chartex" xmlns:cx4="http://schemas.microsoft.com/office/drawing/2016/5/10/chartex" xmlns:cx5="http://schemas.microsoft.com/office/drawing/2016/5/11/chartex" xmlns:cx6="http://schemas.microsoft.com/office/drawing/2016/5/12/chartex" xmlns:cx7="http://schemas.microsoft.com/office/drawing/2016/5/13/chartex" xmlns:cx8="http://schemas.microsoft.com/office/drawing/2016/5/14/chartex" xmlns:mc="http://schemas.openxmlformats.org/markup-compatibility/2006" xmlns:aink="http://schemas.microsoft.com/office/drawing/2016/ink" xmlns:am3d="http://schemas.microsoft.com/office/drawing/2017/model3d" xmlns:o="urn:schemas-microsoft-com:office:office" xmlns:oel="http://schemas.microsoft.com/office/2019/extlst" xmlns:r="http://schemas.openxmlformats.org/officeDocument/2006/relationships" xmlns:m="http://schemas.openxmlformats.org/officeDocument/2006/math" xmlns:v="urn:schemas-microsoft-com:vml" xmlns:wp14="http://schemas.microsoft.com/office/word/2010/wordprocessingDrawing" xmlns:wp="http://schemas.openxmlformats.org/drawingml/2006/wordprocessingDrawing" xmlns:w10="urn:schemas-microsoft-com:office:word" xmlns:w="http://schemas.openxmlformats.org/wordprocessingml/2006/main" xmlns:w14="http://schemas.microsoft.com/office/word/2010/wordml" xmlns:w15="http://schemas.microsoft.com/office/word/2012/wordml" xmlns:w16cex="http://schemas.microsoft.com/office/word/2018/wordml/cex" xmlns:w16cid="http://schemas.microsoft.com/office/word/2016/wordml/cid" xmlns:w16="http://schemas.microsoft.com/office/word/2018/wordml" xmlns:w16du="http://schemas.microsoft.com/office/word/2023/wordml/word16du" xmlns:w16sdtdh="http://schemas.microsoft.com/office/word/2020/wordml/sdtdatahash" xmlns:w16sdtfl="http://schemas.microsoft.com/office/word/2024/wordml/sdtformatlock" xmlns:w16se="http://schemas.microsoft.com/office/word/2015/wordml/symex" xmlns:wpg="http://schemas.microsoft.com/office/word/2010/wordprocessingGroup" xmlns:wpi="http://schemas.microsoft.com/office/word/2010/wordprocessingInk" xmlns:wne="http://schemas.microsoft.com/office/word/2006/wordml" xmlns:wps="http://schemas.microsoft.com/office/word/2010/wordprocessingShape" mc:Ignorable="w14 w15 w16se w16cid w16 w16cex w16sdtdh w16sdtfl w16du wp14">
   <w:abstractNum w:abstractNumId="0" w15:restartNumberingAfterBreak="0">
     <w:nsid w:val="0172316B"/>
     <w:multiLevelType w:val="multilevel"/>
@@ -11711,44 +10761,44 @@
       </w:pPr>
     </w:lvl>
   </w:abstractNum>
-  <w:num w:numId="1">
+  <w:num w:numId="1" w16cid:durableId="444352199">
     <w:abstractNumId w:val="7"/>
   </w:num>
-  <w:num w:numId="2">
+  <w:num w:numId="2" w16cid:durableId="917011582">
     <w:abstractNumId w:val="0"/>
   </w:num>
-  <w:num w:numId="3">
+  <w:num w:numId="3" w16cid:durableId="759646325">
     <w:abstractNumId w:val="9"/>
   </w:num>
-  <w:num w:numId="4">
+  <w:num w:numId="4" w16cid:durableId="560948041">
     <w:abstractNumId w:val="1"/>
   </w:num>
-  <w:num w:numId="5">
+  <w:num w:numId="5" w16cid:durableId="1377270269">
     <w:abstractNumId w:val="10"/>
   </w:num>
-  <w:num w:numId="6">
+  <w:num w:numId="6" w16cid:durableId="882526094">
     <w:abstractNumId w:val="5"/>
   </w:num>
-  <w:num w:numId="7">
+  <w:num w:numId="7" w16cid:durableId="1150367617">
     <w:abstractNumId w:val="3"/>
   </w:num>
-  <w:num w:numId="8">
+  <w:num w:numId="8" w16cid:durableId="268127809">
     <w:abstractNumId w:val="8"/>
   </w:num>
-  <w:num w:numId="9">
+  <w:num w:numId="9" w16cid:durableId="632520175">
     <w:abstractNumId w:val="6"/>
   </w:num>
-  <w:num w:numId="10">
+  <w:num w:numId="10" w16cid:durableId="2100831612">
     <w:abstractNumId w:val="2"/>
   </w:num>
-  <w:num w:numId="11">
+  <w:num w:numId="11" w16cid:durableId="115832534">
     <w:abstractNumId w:val="4"/>
   </w:num>
 </w:numbering>
 </file>
 
 <file path=word/styles.xml><?xml version="1.0" encoding="utf-8"?>
-<w:styles xmlns:mc="http://schemas.openxmlformats.org/markup-compatibility/2006" xmlns:r="http://schemas.openxmlformats.org/officeDocument/2006/relationships" xmlns:w="http://schemas.openxmlformats.org/wordprocessingml/2006/main" xmlns:w14="http://schemas.microsoft.com/office/word/2010/wordml" xmlns:w15="http://schemas.microsoft.com/office/word/2012/wordml" xmlns:w16cid="http://schemas.microsoft.com/office/word/2016/wordml/cid" xmlns:w16se="http://schemas.microsoft.com/office/word/2015/wordml/symex" mc:Ignorable="w14 w15 w16se w16cid">
+<w:styles xmlns:mc="http://schemas.openxmlformats.org/markup-compatibility/2006" xmlns:r="http://schemas.openxmlformats.org/officeDocument/2006/relationships" xmlns:w="http://schemas.openxmlformats.org/wordprocessingml/2006/main" xmlns:w14="http://schemas.microsoft.com/office/word/2010/wordml" xmlns:w15="http://schemas.microsoft.com/office/word/2012/wordml" xmlns:w16cex="http://schemas.microsoft.com/office/word/2018/wordml/cex" xmlns:w16cid="http://schemas.microsoft.com/office/word/2016/wordml/cid" xmlns:w16="http://schemas.microsoft.com/office/word/2018/wordml" xmlns:w16du="http://schemas.microsoft.com/office/word/2023/wordml/word16du" xmlns:w16sdtdh="http://schemas.microsoft.com/office/word/2020/wordml/sdtdatahash" xmlns:w16sdtfl="http://schemas.microsoft.com/office/word/2024/wordml/sdtformatlock" xmlns:w16se="http://schemas.microsoft.com/office/word/2015/wordml/symex" mc:Ignorable="w14 w15 w16se w16cid w16 w16cex w16sdtdh w16sdtfl w16du">
   <w:docDefaults>
     <w:rPrDefault>
       <w:rPr>
@@ -11762,7 +10812,7 @@
       </w:pPr>
     </w:pPrDefault>
   </w:docDefaults>
-  <w:latentStyles w:defLockedState="0" w:defUIPriority="99" w:defSemiHidden="0" w:defUnhideWhenUsed="0" w:defQFormat="0" w:count="375">
+  <w:latentStyles w:defLockedState="0" w:defUIPriority="99" w:defSemiHidden="0" w:defUnhideWhenUsed="0" w:defQFormat="0" w:count="376">
     <w:lsdException w:name="Normal" w:uiPriority="0" w:qFormat="1"/>
     <w:lsdException w:name="heading 1" w:uiPriority="9" w:qFormat="1"/>
     <w:lsdException w:name="heading 2" w:semiHidden="1" w:uiPriority="9" w:unhideWhenUsed="1" w:qFormat="1"/>
@@ -12138,6 +11188,7 @@
     <w:lsdException w:name="Smart Hyperlink" w:semiHidden="1" w:unhideWhenUsed="1"/>
     <w:lsdException w:name="Hashtag" w:semiHidden="1" w:unhideWhenUsed="1"/>
     <w:lsdException w:name="Unresolved Mention" w:semiHidden="1" w:unhideWhenUsed="1"/>
+    <w:lsdException w:name="Smart Link" w:semiHidden="1" w:unhideWhenUsed="1"/>
   </w:latentStyles>
   <w:style w:type="paragraph" w:default="1" w:styleId="Normal">
     <w:name w:val="Normal"/>
